--- a/fra/docx/014.content.docx
+++ b/fra/docx/014.content.docx
@@ -2962,7 +2962,7 @@
       <w:r>
         <w:drawing>
           <wp:inline xmlns:a="http://schemas.openxmlformats.org/drawingml/2006/main" xmlns:pic="http://schemas.openxmlformats.org/drawingml/2006/picture">
-            <wp:extent cx="6096000" cy="4066032"/>
+            <wp:extent cx="6096000" cy="4590288"/>
             <wp:docPr id="25" name="Picture 25"/>
             <wp:cNvGraphicFramePr>
               <a:graphicFrameLocks noChangeAspect="1"/>
@@ -2983,7 +2983,7 @@
                   <pic:spPr>
                     <a:xfrm>
                       <a:off x="0" y="0"/>
-                      <a:ext cx="6096000" cy="4066032"/>
+                      <a:ext cx="6096000" cy="4590288"/>
                     </a:xfrm>
                     <a:prstGeom prst="rect"/>
                   </pic:spPr>
@@ -3040,7 +3040,7 @@
         <w:rPr>
           <w:lang w:val="fr_FR" w:bidi="fr_FR"/>
         </w:rPr>
-        <w:t>Pot d'eau</w:t>
+        <w:t>Pot en albâtre</w:t>
       </w:r>
       <w:r>
         <w:rPr>
@@ -3076,7 +3076,7 @@
       <w:r>
         <w:drawing>
           <wp:inline xmlns:a="http://schemas.openxmlformats.org/drawingml/2006/main" xmlns:pic="http://schemas.openxmlformats.org/drawingml/2006/picture">
-            <wp:extent cx="6096000" cy="4590288"/>
+            <wp:extent cx="6096000" cy="8128000"/>
             <wp:docPr id="26" name="Picture 26"/>
             <wp:cNvGraphicFramePr>
               <a:graphicFrameLocks noChangeAspect="1"/>
@@ -3097,7 +3097,7 @@
                   <pic:spPr>
                     <a:xfrm>
                       <a:off x="0" y="0"/>
-                      <a:ext cx="6096000" cy="4590288"/>
+                      <a:ext cx="6096000" cy="8128000"/>
                     </a:xfrm>
                     <a:prstGeom prst="rect"/>
                   </pic:spPr>
@@ -3154,7 +3154,7 @@
         <w:rPr>
           <w:lang w:val="fr_FR" w:bidi="fr_FR"/>
         </w:rPr>
-        <w:t>Pot d'eau</w:t>
+        <w:t>Pot en albâtre</w:t>
       </w:r>
       <w:r>
         <w:rPr>
@@ -3190,7 +3190,7 @@
       <w:r>
         <w:drawing>
           <wp:inline xmlns:a="http://schemas.openxmlformats.org/drawingml/2006/main" xmlns:pic="http://schemas.openxmlformats.org/drawingml/2006/picture">
-            <wp:extent cx="6096000" cy="4590288"/>
+            <wp:extent cx="6096000" cy="8128000"/>
             <wp:docPr id="27" name="Picture 27"/>
             <wp:cNvGraphicFramePr>
               <a:graphicFrameLocks noChangeAspect="1"/>
@@ -3211,7 +3211,7 @@
                   <pic:spPr>
                     <a:xfrm>
                       <a:off x="0" y="0"/>
-                      <a:ext cx="6096000" cy="4590288"/>
+                      <a:ext cx="6096000" cy="8128000"/>
                     </a:xfrm>
                     <a:prstGeom prst="rect"/>
                   </pic:spPr>
@@ -3268,7 +3268,7 @@
         <w:rPr>
           <w:lang w:val="fr_FR" w:bidi="fr_FR"/>
         </w:rPr>
-        <w:t>Pot d'eau</w:t>
+        <w:t>Pot en albâtre</w:t>
       </w:r>
       <w:r>
         <w:rPr>
@@ -3304,7 +3304,7 @@
       <w:r>
         <w:drawing>
           <wp:inline xmlns:a="http://schemas.openxmlformats.org/drawingml/2006/main" xmlns:pic="http://schemas.openxmlformats.org/drawingml/2006/picture">
-            <wp:extent cx="6096000" cy="4590288"/>
+            <wp:extent cx="6096000" cy="4066032"/>
             <wp:docPr id="28" name="Picture 28"/>
             <wp:cNvGraphicFramePr>
               <a:graphicFrameLocks noChangeAspect="1"/>
@@ -3325,7 +3325,7 @@
                   <pic:spPr>
                     <a:xfrm>
                       <a:off x="0" y="0"/>
-                      <a:ext cx="6096000" cy="4590288"/>
+                      <a:ext cx="6096000" cy="4066032"/>
                     </a:xfrm>
                     <a:prstGeom prst="rect"/>
                   </pic:spPr>
@@ -3418,7 +3418,7 @@
       <w:r>
         <w:drawing>
           <wp:inline xmlns:a="http://schemas.openxmlformats.org/drawingml/2006/main" xmlns:pic="http://schemas.openxmlformats.org/drawingml/2006/picture">
-            <wp:extent cx="6096000" cy="8128000"/>
+            <wp:extent cx="6096000" cy="4523232"/>
             <wp:docPr id="29" name="Picture 29"/>
             <wp:cNvGraphicFramePr>
               <a:graphicFrameLocks noChangeAspect="1"/>
@@ -3439,7 +3439,7 @@
                   <pic:spPr>
                     <a:xfrm>
                       <a:off x="0" y="0"/>
-                      <a:ext cx="6096000" cy="8128000"/>
+                      <a:ext cx="6096000" cy="4523232"/>
                     </a:xfrm>
                     <a:prstGeom prst="rect"/>
                   </pic:spPr>
@@ -3496,7 +3496,7 @@
         <w:rPr>
           <w:lang w:val="fr_FR" w:bidi="fr_FR"/>
         </w:rPr>
-        <w:t>Pot en albâtre</w:t>
+        <w:t>Pressoir à vin</w:t>
       </w:r>
       <w:r>
         <w:rPr>
@@ -3532,7 +3532,7 @@
       <w:r>
         <w:drawing>
           <wp:inline xmlns:a="http://schemas.openxmlformats.org/drawingml/2006/main" xmlns:pic="http://schemas.openxmlformats.org/drawingml/2006/picture">
-            <wp:extent cx="6096000" cy="8128000"/>
+            <wp:extent cx="6096000" cy="3413760"/>
             <wp:docPr id="30" name="Picture 30"/>
             <wp:cNvGraphicFramePr>
               <a:graphicFrameLocks noChangeAspect="1"/>
@@ -3553,348 +3553,6 @@
                   <pic:spPr>
                     <a:xfrm>
                       <a:off x="0" y="0"/>
-                      <a:ext cx="6096000" cy="8128000"/>
-                    </a:xfrm>
-                    <a:prstGeom prst="rect"/>
-                  </pic:spPr>
-                </pic:pic>
-              </a:graphicData>
-            </a:graphic>
-          </wp:inline>
-        </w:drawing>
-      </w:r>
-    </w:p>
-    <w:p>
-      <w:pPr/>
-      <w:r>
-        <w:rPr>
-          <w:lang w:val="fr_FR" w:bidi="fr_FR"/>
-        </w:rPr>
-      </w:r>
-      <w:hyperlink r:id="rId72">
-        <w:r>
-          <w:rPr>
-            <w:lang w:val="fr_FR" w:bidi="fr_FR"/>
-          </w:rPr>
-          <w:rPr>
-            <w:color w:val="0000EE"/>
-            <w:u w:val="single"/>
-          </w:rPr>
-          <w:t>link</w:t>
-        </w:r>
-      </w:hyperlink>
-      <w:r>
-        <w:rPr>
-          <w:lang w:val="fr_FR" w:bidi="fr_FR"/>
-        </w:rPr>
-      </w:r>
-      <w:r>
-        <w:rPr>
-          <w:lang w:val="fr_FR" w:bidi="fr_FR"/>
-        </w:rPr>
-      </w:r>
-    </w:p>
-    <w:p>
-      <w:pPr/>
-      <w:r>
-        <w:rPr>
-          <w:lang w:val="fr_FR" w:bidi="fr_FR"/>
-        </w:rPr>
-      </w:r>
-    </w:p>
-    <w:p>
-      <w:pPr>
-        <w:pStyle w:val="Heading2"/>
-      </w:pPr>
-      <w:r>
-        <w:rPr>
-          <w:lang w:val="fr_FR" w:bidi="fr_FR"/>
-        </w:rPr>
-        <w:t>Pot en albâtre</w:t>
-      </w:r>
-      <w:r>
-        <w:rPr>
-          <w:lang w:val="fr_FR" w:bidi="fr_FR"/>
-        </w:rPr>
-      </w:r>
-    </w:p>
-    <w:p>
-      <w:pPr>
-        <w:pStyle w:val="Heading4"/>
-      </w:pPr>
-      <w:r>
-        <w:rPr>
-          <w:lang w:val="fr_FR" w:bidi="fr_FR"/>
-        </w:rPr>
-        <w:t>Image Content</w:t>
-      </w:r>
-      <w:r>
-        <w:rPr>
-          <w:lang w:val="fr_FR" w:bidi="fr_FR"/>
-        </w:rPr>
-      </w:r>
-    </w:p>
-    <w:p>
-      <w:pPr/>
-      <w:r>
-        <w:rPr>
-          <w:lang w:val="fr_FR" w:bidi="fr_FR"/>
-        </w:rPr>
-      </w:r>
-    </w:p>
-    <w:p>
-      <w:r>
-        <w:drawing>
-          <wp:inline xmlns:a="http://schemas.openxmlformats.org/drawingml/2006/main" xmlns:pic="http://schemas.openxmlformats.org/drawingml/2006/picture">
-            <wp:extent cx="6096000" cy="4066032"/>
-            <wp:docPr id="31" name="Picture 31"/>
-            <wp:cNvGraphicFramePr>
-              <a:graphicFrameLocks noChangeAspect="1"/>
-            </wp:cNvGraphicFramePr>
-            <a:graphic>
-              <a:graphicData uri="http://schemas.openxmlformats.org/drawingml/2006/picture">
-                <pic:pic>
-                  <pic:nvPicPr>
-                    <pic:cNvPr id="0" name="image.jpg"/>
-                    <pic:cNvPicPr/>
-                  </pic:nvPicPr>
-                  <pic:blipFill>
-                    <a:blip r:embed="rId73"/>
-                    <a:stretch>
-                      <a:fillRect/>
-                    </a:stretch>
-                  </pic:blipFill>
-                  <pic:spPr>
-                    <a:xfrm>
-                      <a:off x="0" y="0"/>
-                      <a:ext cx="6096000" cy="4066032"/>
-                    </a:xfrm>
-                    <a:prstGeom prst="rect"/>
-                  </pic:spPr>
-                </pic:pic>
-              </a:graphicData>
-            </a:graphic>
-          </wp:inline>
-        </w:drawing>
-      </w:r>
-    </w:p>
-    <w:p>
-      <w:pPr/>
-      <w:r>
-        <w:rPr>
-          <w:lang w:val="fr_FR" w:bidi="fr_FR"/>
-        </w:rPr>
-      </w:r>
-      <w:hyperlink r:id="rId74">
-        <w:r>
-          <w:rPr>
-            <w:lang w:val="fr_FR" w:bidi="fr_FR"/>
-          </w:rPr>
-          <w:rPr>
-            <w:color w:val="0000EE"/>
-            <w:u w:val="single"/>
-          </w:rPr>
-          <w:t>link</w:t>
-        </w:r>
-      </w:hyperlink>
-      <w:r>
-        <w:rPr>
-          <w:lang w:val="fr_FR" w:bidi="fr_FR"/>
-        </w:rPr>
-      </w:r>
-      <w:r>
-        <w:rPr>
-          <w:lang w:val="fr_FR" w:bidi="fr_FR"/>
-        </w:rPr>
-      </w:r>
-    </w:p>
-    <w:p>
-      <w:pPr/>
-      <w:r>
-        <w:rPr>
-          <w:lang w:val="fr_FR" w:bidi="fr_FR"/>
-        </w:rPr>
-      </w:r>
-    </w:p>
-    <w:p>
-      <w:pPr>
-        <w:pStyle w:val="Heading2"/>
-      </w:pPr>
-      <w:r>
-        <w:rPr>
-          <w:lang w:val="fr_FR" w:bidi="fr_FR"/>
-        </w:rPr>
-        <w:t>Pot en albâtre</w:t>
-      </w:r>
-      <w:r>
-        <w:rPr>
-          <w:lang w:val="fr_FR" w:bidi="fr_FR"/>
-        </w:rPr>
-      </w:r>
-    </w:p>
-    <w:p>
-      <w:pPr>
-        <w:pStyle w:val="Heading4"/>
-      </w:pPr>
-      <w:r>
-        <w:rPr>
-          <w:lang w:val="fr_FR" w:bidi="fr_FR"/>
-        </w:rPr>
-        <w:t>Image Content</w:t>
-      </w:r>
-      <w:r>
-        <w:rPr>
-          <w:lang w:val="fr_FR" w:bidi="fr_FR"/>
-        </w:rPr>
-      </w:r>
-    </w:p>
-    <w:p>
-      <w:pPr/>
-      <w:r>
-        <w:rPr>
-          <w:lang w:val="fr_FR" w:bidi="fr_FR"/>
-        </w:rPr>
-      </w:r>
-    </w:p>
-    <w:p>
-      <w:r>
-        <w:drawing>
-          <wp:inline xmlns:a="http://schemas.openxmlformats.org/drawingml/2006/main" xmlns:pic="http://schemas.openxmlformats.org/drawingml/2006/picture">
-            <wp:extent cx="6096000" cy="4523232"/>
-            <wp:docPr id="32" name="Picture 32"/>
-            <wp:cNvGraphicFramePr>
-              <a:graphicFrameLocks noChangeAspect="1"/>
-            </wp:cNvGraphicFramePr>
-            <a:graphic>
-              <a:graphicData uri="http://schemas.openxmlformats.org/drawingml/2006/picture">
-                <pic:pic>
-                  <pic:nvPicPr>
-                    <pic:cNvPr id="0" name="image.jpg"/>
-                    <pic:cNvPicPr/>
-                  </pic:nvPicPr>
-                  <pic:blipFill>
-                    <a:blip r:embed="rId75"/>
-                    <a:stretch>
-                      <a:fillRect/>
-                    </a:stretch>
-                  </pic:blipFill>
-                  <pic:spPr>
-                    <a:xfrm>
-                      <a:off x="0" y="0"/>
-                      <a:ext cx="6096000" cy="4523232"/>
-                    </a:xfrm>
-                    <a:prstGeom prst="rect"/>
-                  </pic:spPr>
-                </pic:pic>
-              </a:graphicData>
-            </a:graphic>
-          </wp:inline>
-        </w:drawing>
-      </w:r>
-    </w:p>
-    <w:p>
-      <w:pPr/>
-      <w:r>
-        <w:rPr>
-          <w:lang w:val="fr_FR" w:bidi="fr_FR"/>
-        </w:rPr>
-      </w:r>
-      <w:hyperlink r:id="rId76">
-        <w:r>
-          <w:rPr>
-            <w:lang w:val="fr_FR" w:bidi="fr_FR"/>
-          </w:rPr>
-          <w:rPr>
-            <w:color w:val="0000EE"/>
-            <w:u w:val="single"/>
-          </w:rPr>
-          <w:t>link</w:t>
-        </w:r>
-      </w:hyperlink>
-      <w:r>
-        <w:rPr>
-          <w:lang w:val="fr_FR" w:bidi="fr_FR"/>
-        </w:rPr>
-      </w:r>
-      <w:r>
-        <w:rPr>
-          <w:lang w:val="fr_FR" w:bidi="fr_FR"/>
-        </w:rPr>
-      </w:r>
-    </w:p>
-    <w:p>
-      <w:pPr/>
-      <w:r>
-        <w:rPr>
-          <w:lang w:val="fr_FR" w:bidi="fr_FR"/>
-        </w:rPr>
-      </w:r>
-    </w:p>
-    <w:p>
-      <w:pPr>
-        <w:pStyle w:val="Heading2"/>
-      </w:pPr>
-      <w:r>
-        <w:rPr>
-          <w:lang w:val="fr_FR" w:bidi="fr_FR"/>
-        </w:rPr>
-        <w:t>Pressoir à vin</w:t>
-      </w:r>
-      <w:r>
-        <w:rPr>
-          <w:lang w:val="fr_FR" w:bidi="fr_FR"/>
-        </w:rPr>
-      </w:r>
-    </w:p>
-    <w:p>
-      <w:pPr>
-        <w:pStyle w:val="Heading4"/>
-      </w:pPr>
-      <w:r>
-        <w:rPr>
-          <w:lang w:val="fr_FR" w:bidi="fr_FR"/>
-        </w:rPr>
-        <w:t>Image Content</w:t>
-      </w:r>
-      <w:r>
-        <w:rPr>
-          <w:lang w:val="fr_FR" w:bidi="fr_FR"/>
-        </w:rPr>
-      </w:r>
-    </w:p>
-    <w:p>
-      <w:pPr/>
-      <w:r>
-        <w:rPr>
-          <w:lang w:val="fr_FR" w:bidi="fr_FR"/>
-        </w:rPr>
-      </w:r>
-    </w:p>
-    <w:p>
-      <w:r>
-        <w:drawing>
-          <wp:inline xmlns:a="http://schemas.openxmlformats.org/drawingml/2006/main" xmlns:pic="http://schemas.openxmlformats.org/drawingml/2006/picture">
-            <wp:extent cx="6096000" cy="3413760"/>
-            <wp:docPr id="33" name="Picture 33"/>
-            <wp:cNvGraphicFramePr>
-              <a:graphicFrameLocks noChangeAspect="1"/>
-            </wp:cNvGraphicFramePr>
-            <a:graphic>
-              <a:graphicData uri="http://schemas.openxmlformats.org/drawingml/2006/picture">
-                <pic:pic>
-                  <pic:nvPicPr>
-                    <pic:cNvPr id="0" name="image.jpg"/>
-                    <pic:cNvPicPr/>
-                  </pic:nvPicPr>
-                  <pic:blipFill>
-                    <a:blip r:embed="rId77"/>
-                    <a:stretch>
-                      <a:fillRect/>
-                    </a:stretch>
-                  </pic:blipFill>
-                  <pic:spPr>
-                    <a:xfrm>
-                      <a:off x="0" y="0"/>
                       <a:ext cx="6096000" cy="3413760"/>
                     </a:xfrm>
                     <a:prstGeom prst="rect"/>
@@ -3913,7 +3571,7 @@
           <w:lang w:val="fr_FR" w:bidi="fr_FR"/>
         </w:rPr>
       </w:r>
-      <w:hyperlink r:id="rId78">
+      <w:hyperlink r:id="rId72">
         <w:r>
           <w:rPr>
             <w:lang w:val="fr_FR" w:bidi="fr_FR"/>

--- a/fra/docx/014.content.docx
+++ b/fra/docx/014.content.docx
@@ -127,7 +127,7 @@
         <w:rPr>
           <w:lang w:val="fr_FR" w:bidi="fr_FR"/>
         </w:rPr>
-        <w:t>P</w:t>
+        <w:t>O</w:t>
       </w:r>
       <w:r>
         <w:rPr>
@@ -190,7 +190,7 @@
         <w:rPr>
           <w:lang w:val="fr_FR" w:bidi="fr_FR"/>
         </w:rPr>
-        <w:t>Pain</w:t>
+        <w:t>Olivier</w:t>
       </w:r>
       <w:r>
         <w:rPr>
@@ -304,7 +304,7 @@
         <w:rPr>
           <w:lang w:val="fr_FR" w:bidi="fr_FR"/>
         </w:rPr>
-        <w:t>Pain</w:t>
+        <w:t>Olivier</w:t>
       </w:r>
       <w:r>
         <w:rPr>
@@ -340,7 +340,7 @@
       <w:r>
         <w:drawing>
           <wp:inline xmlns:a="http://schemas.openxmlformats.org/drawingml/2006/main" xmlns:pic="http://schemas.openxmlformats.org/drawingml/2006/picture">
-            <wp:extent cx="6096000" cy="4066032"/>
+            <wp:extent cx="6096000" cy="4572000"/>
             <wp:docPr id="2" name="Picture 2"/>
             <wp:cNvGraphicFramePr>
               <a:graphicFrameLocks noChangeAspect="1"/>
@@ -361,7 +361,7 @@
                   <pic:spPr>
                     <a:xfrm>
                       <a:off x="0" y="0"/>
-                      <a:ext cx="6096000" cy="4066032"/>
+                      <a:ext cx="6096000" cy="4572000"/>
                     </a:xfrm>
                     <a:prstGeom prst="rect"/>
                   </pic:spPr>
@@ -418,7 +418,7 @@
         <w:rPr>
           <w:lang w:val="fr_FR" w:bidi="fr_FR"/>
         </w:rPr>
-        <w:t>Panier de provisions</w:t>
+        <w:t>Or</w:t>
       </w:r>
       <w:r>
         <w:rPr>
@@ -454,7 +454,7 @@
       <w:r>
         <w:drawing>
           <wp:inline xmlns:a="http://schemas.openxmlformats.org/drawingml/2006/main" xmlns:pic="http://schemas.openxmlformats.org/drawingml/2006/picture">
-            <wp:extent cx="6096000" cy="4066032"/>
+            <wp:extent cx="6096000" cy="4572000"/>
             <wp:docPr id="3" name="Picture 3"/>
             <wp:cNvGraphicFramePr>
               <a:graphicFrameLocks noChangeAspect="1"/>
@@ -475,7 +475,7 @@
                   <pic:spPr>
                     <a:xfrm>
                       <a:off x="0" y="0"/>
-                      <a:ext cx="6096000" cy="4066032"/>
+                      <a:ext cx="6096000" cy="4572000"/>
                     </a:xfrm>
                     <a:prstGeom prst="rect"/>
                   </pic:spPr>
@@ -532,7 +532,7 @@
         <w:rPr>
           <w:lang w:val="fr_FR" w:bidi="fr_FR"/>
         </w:rPr>
-        <w:t>Panier de provisions</w:t>
+        <w:t>Or</w:t>
       </w:r>
       <w:r>
         <w:rPr>
@@ -568,7 +568,7 @@
       <w:r>
         <w:drawing>
           <wp:inline xmlns:a="http://schemas.openxmlformats.org/drawingml/2006/main" xmlns:pic="http://schemas.openxmlformats.org/drawingml/2006/picture">
-            <wp:extent cx="6096000" cy="4066032"/>
+            <wp:extent cx="6096000" cy="4090416"/>
             <wp:docPr id="4" name="Picture 4"/>
             <wp:cNvGraphicFramePr>
               <a:graphicFrameLocks noChangeAspect="1"/>
@@ -589,7 +589,7 @@
                   <pic:spPr>
                     <a:xfrm>
                       <a:off x="0" y="0"/>
-                      <a:ext cx="6096000" cy="4066032"/>
+                      <a:ext cx="6096000" cy="4090416"/>
                     </a:xfrm>
                     <a:prstGeom prst="rect"/>
                   </pic:spPr>
@@ -646,7 +646,7 @@
         <w:rPr>
           <w:lang w:val="fr_FR" w:bidi="fr_FR"/>
         </w:rPr>
-        <w:t>Panier de provisions</w:t>
+        <w:t>Or</w:t>
       </w:r>
       <w:r>
         <w:rPr>
@@ -682,7 +682,7 @@
       <w:r>
         <w:drawing>
           <wp:inline xmlns:a="http://schemas.openxmlformats.org/drawingml/2006/main" xmlns:pic="http://schemas.openxmlformats.org/drawingml/2006/picture">
-            <wp:extent cx="6096000" cy="4066032"/>
+            <wp:extent cx="6096000" cy="4090416"/>
             <wp:docPr id="5" name="Picture 5"/>
             <wp:cNvGraphicFramePr>
               <a:graphicFrameLocks noChangeAspect="1"/>
@@ -703,7 +703,7 @@
                   <pic:spPr>
                     <a:xfrm>
                       <a:off x="0" y="0"/>
-                      <a:ext cx="6096000" cy="4066032"/>
+                      <a:ext cx="6096000" cy="4090416"/>
                     </a:xfrm>
                     <a:prstGeom prst="rect"/>
                   </pic:spPr>
@@ -760,7 +760,7 @@
         <w:rPr>
           <w:lang w:val="fr_FR" w:bidi="fr_FR"/>
         </w:rPr>
-        <w:t>Panier en tant boisseau</w:t>
+        <w:t>outre</w:t>
       </w:r>
       <w:r>
         <w:rPr>
@@ -796,7 +796,7 @@
       <w:r>
         <w:drawing>
           <wp:inline xmlns:a="http://schemas.openxmlformats.org/drawingml/2006/main" xmlns:pic="http://schemas.openxmlformats.org/drawingml/2006/picture">
-            <wp:extent cx="6096000" cy="4066032"/>
+            <wp:extent cx="6096000" cy="4194048"/>
             <wp:docPr id="6" name="Picture 6"/>
             <wp:cNvGraphicFramePr>
               <a:graphicFrameLocks noChangeAspect="1"/>
@@ -817,7 +817,7 @@
                   <pic:spPr>
                     <a:xfrm>
                       <a:off x="0" y="0"/>
-                      <a:ext cx="6096000" cy="4066032"/>
+                      <a:ext cx="6096000" cy="4194048"/>
                     </a:xfrm>
                     <a:prstGeom prst="rect"/>
                   </pic:spPr>
@@ -836,2742 +836,6 @@
         </w:rPr>
       </w:r>
       <w:hyperlink r:id="rId24">
-        <w:r>
-          <w:rPr>
-            <w:lang w:val="fr_FR" w:bidi="fr_FR"/>
-          </w:rPr>
-          <w:rPr>
-            <w:color w:val="0000EE"/>
-            <w:u w:val="single"/>
-          </w:rPr>
-          <w:t>link</w:t>
-        </w:r>
-      </w:hyperlink>
-      <w:r>
-        <w:rPr>
-          <w:lang w:val="fr_FR" w:bidi="fr_FR"/>
-        </w:rPr>
-      </w:r>
-      <w:r>
-        <w:rPr>
-          <w:lang w:val="fr_FR" w:bidi="fr_FR"/>
-        </w:rPr>
-      </w:r>
-    </w:p>
-    <w:p>
-      <w:pPr/>
-      <w:r>
-        <w:rPr>
-          <w:lang w:val="fr_FR" w:bidi="fr_FR"/>
-        </w:rPr>
-      </w:r>
-    </w:p>
-    <w:p>
-      <w:pPr>
-        <w:pStyle w:val="Heading2"/>
-      </w:pPr>
-      <w:r>
-        <w:rPr>
-          <w:lang w:val="fr_FR" w:bidi="fr_FR"/>
-        </w:rPr>
-        <w:t>Panier en tant boisseau</w:t>
-      </w:r>
-      <w:r>
-        <w:rPr>
-          <w:lang w:val="fr_FR" w:bidi="fr_FR"/>
-        </w:rPr>
-      </w:r>
-    </w:p>
-    <w:p>
-      <w:pPr>
-        <w:pStyle w:val="Heading4"/>
-      </w:pPr>
-      <w:r>
-        <w:rPr>
-          <w:lang w:val="fr_FR" w:bidi="fr_FR"/>
-        </w:rPr>
-        <w:t>Image Content</w:t>
-      </w:r>
-      <w:r>
-        <w:rPr>
-          <w:lang w:val="fr_FR" w:bidi="fr_FR"/>
-        </w:rPr>
-      </w:r>
-    </w:p>
-    <w:p>
-      <w:pPr/>
-      <w:r>
-        <w:rPr>
-          <w:lang w:val="fr_FR" w:bidi="fr_FR"/>
-        </w:rPr>
-      </w:r>
-    </w:p>
-    <w:p>
-      <w:r>
-        <w:drawing>
-          <wp:inline xmlns:a="http://schemas.openxmlformats.org/drawingml/2006/main" xmlns:pic="http://schemas.openxmlformats.org/drawingml/2006/picture">
-            <wp:extent cx="6096000" cy="4066032"/>
-            <wp:docPr id="7" name="Picture 7"/>
-            <wp:cNvGraphicFramePr>
-              <a:graphicFrameLocks noChangeAspect="1"/>
-            </wp:cNvGraphicFramePr>
-            <a:graphic>
-              <a:graphicData uri="http://schemas.openxmlformats.org/drawingml/2006/picture">
-                <pic:pic>
-                  <pic:nvPicPr>
-                    <pic:cNvPr id="0" name="image.jpg"/>
-                    <pic:cNvPicPr/>
-                  </pic:nvPicPr>
-                  <pic:blipFill>
-                    <a:blip r:embed="rId25"/>
-                    <a:stretch>
-                      <a:fillRect/>
-                    </a:stretch>
-                  </pic:blipFill>
-                  <pic:spPr>
-                    <a:xfrm>
-                      <a:off x="0" y="0"/>
-                      <a:ext cx="6096000" cy="4066032"/>
-                    </a:xfrm>
-                    <a:prstGeom prst="rect"/>
-                  </pic:spPr>
-                </pic:pic>
-              </a:graphicData>
-            </a:graphic>
-          </wp:inline>
-        </w:drawing>
-      </w:r>
-    </w:p>
-    <w:p>
-      <w:pPr/>
-      <w:r>
-        <w:rPr>
-          <w:lang w:val="fr_FR" w:bidi="fr_FR"/>
-        </w:rPr>
-      </w:r>
-      <w:hyperlink r:id="rId26">
-        <w:r>
-          <w:rPr>
-            <w:lang w:val="fr_FR" w:bidi="fr_FR"/>
-          </w:rPr>
-          <w:rPr>
-            <w:color w:val="0000EE"/>
-            <w:u w:val="single"/>
-          </w:rPr>
-          <w:t>link</w:t>
-        </w:r>
-      </w:hyperlink>
-      <w:r>
-        <w:rPr>
-          <w:lang w:val="fr_FR" w:bidi="fr_FR"/>
-        </w:rPr>
-      </w:r>
-      <w:r>
-        <w:rPr>
-          <w:lang w:val="fr_FR" w:bidi="fr_FR"/>
-        </w:rPr>
-      </w:r>
-    </w:p>
-    <w:p>
-      <w:pPr/>
-      <w:r>
-        <w:rPr>
-          <w:lang w:val="fr_FR" w:bidi="fr_FR"/>
-        </w:rPr>
-      </w:r>
-    </w:p>
-    <w:p>
-      <w:pPr>
-        <w:pStyle w:val="Heading2"/>
-      </w:pPr>
-      <w:r>
-        <w:rPr>
-          <w:lang w:val="fr_FR" w:bidi="fr_FR"/>
-        </w:rPr>
-        <w:t>Pièces</w:t>
-      </w:r>
-      <w:r>
-        <w:rPr>
-          <w:lang w:val="fr_FR" w:bidi="fr_FR"/>
-        </w:rPr>
-      </w:r>
-    </w:p>
-    <w:p>
-      <w:pPr>
-        <w:pStyle w:val="Heading4"/>
-      </w:pPr>
-      <w:r>
-        <w:rPr>
-          <w:lang w:val="fr_FR" w:bidi="fr_FR"/>
-        </w:rPr>
-        <w:t>Image Content</w:t>
-      </w:r>
-      <w:r>
-        <w:rPr>
-          <w:lang w:val="fr_FR" w:bidi="fr_FR"/>
-        </w:rPr>
-      </w:r>
-    </w:p>
-    <w:p>
-      <w:pPr/>
-      <w:r>
-        <w:rPr>
-          <w:lang w:val="fr_FR" w:bidi="fr_FR"/>
-        </w:rPr>
-      </w:r>
-    </w:p>
-    <w:p>
-      <w:r>
-        <w:drawing>
-          <wp:inline xmlns:a="http://schemas.openxmlformats.org/drawingml/2006/main" xmlns:pic="http://schemas.openxmlformats.org/drawingml/2006/picture">
-            <wp:extent cx="6096000" cy="8128000"/>
-            <wp:docPr id="8" name="Picture 8"/>
-            <wp:cNvGraphicFramePr>
-              <a:graphicFrameLocks noChangeAspect="1"/>
-            </wp:cNvGraphicFramePr>
-            <a:graphic>
-              <a:graphicData uri="http://schemas.openxmlformats.org/drawingml/2006/picture">
-                <pic:pic>
-                  <pic:nvPicPr>
-                    <pic:cNvPr id="0" name="image.jpg"/>
-                    <pic:cNvPicPr/>
-                  </pic:nvPicPr>
-                  <pic:blipFill>
-                    <a:blip r:embed="rId27"/>
-                    <a:stretch>
-                      <a:fillRect/>
-                    </a:stretch>
-                  </pic:blipFill>
-                  <pic:spPr>
-                    <a:xfrm>
-                      <a:off x="0" y="0"/>
-                      <a:ext cx="6096000" cy="8128000"/>
-                    </a:xfrm>
-                    <a:prstGeom prst="rect"/>
-                  </pic:spPr>
-                </pic:pic>
-              </a:graphicData>
-            </a:graphic>
-          </wp:inline>
-        </w:drawing>
-      </w:r>
-    </w:p>
-    <w:p>
-      <w:pPr/>
-      <w:r>
-        <w:rPr>
-          <w:lang w:val="fr_FR" w:bidi="fr_FR"/>
-        </w:rPr>
-      </w:r>
-      <w:hyperlink r:id="rId28">
-        <w:r>
-          <w:rPr>
-            <w:lang w:val="fr_FR" w:bidi="fr_FR"/>
-          </w:rPr>
-          <w:rPr>
-            <w:color w:val="0000EE"/>
-            <w:u w:val="single"/>
-          </w:rPr>
-          <w:t>link</w:t>
-        </w:r>
-      </w:hyperlink>
-      <w:r>
-        <w:rPr>
-          <w:lang w:val="fr_FR" w:bidi="fr_FR"/>
-        </w:rPr>
-      </w:r>
-      <w:r>
-        <w:rPr>
-          <w:lang w:val="fr_FR" w:bidi="fr_FR"/>
-        </w:rPr>
-      </w:r>
-    </w:p>
-    <w:p>
-      <w:pPr/>
-      <w:r>
-        <w:rPr>
-          <w:lang w:val="fr_FR" w:bidi="fr_FR"/>
-        </w:rPr>
-      </w:r>
-    </w:p>
-    <w:p>
-      <w:pPr>
-        <w:pStyle w:val="Heading2"/>
-      </w:pPr>
-      <w:r>
-        <w:rPr>
-          <w:lang w:val="fr_FR" w:bidi="fr_FR"/>
-        </w:rPr>
-        <w:t>Pièces</w:t>
-      </w:r>
-      <w:r>
-        <w:rPr>
-          <w:lang w:val="fr_FR" w:bidi="fr_FR"/>
-        </w:rPr>
-      </w:r>
-    </w:p>
-    <w:p>
-      <w:pPr>
-        <w:pStyle w:val="Heading4"/>
-      </w:pPr>
-      <w:r>
-        <w:rPr>
-          <w:lang w:val="fr_FR" w:bidi="fr_FR"/>
-        </w:rPr>
-        <w:t>Image Content</w:t>
-      </w:r>
-      <w:r>
-        <w:rPr>
-          <w:lang w:val="fr_FR" w:bidi="fr_FR"/>
-        </w:rPr>
-      </w:r>
-    </w:p>
-    <w:p>
-      <w:pPr/>
-      <w:r>
-        <w:rPr>
-          <w:lang w:val="fr_FR" w:bidi="fr_FR"/>
-        </w:rPr>
-      </w:r>
-    </w:p>
-    <w:p>
-      <w:r>
-        <w:drawing>
-          <wp:inline xmlns:a="http://schemas.openxmlformats.org/drawingml/2006/main" xmlns:pic="http://schemas.openxmlformats.org/drawingml/2006/picture">
-            <wp:extent cx="6096000" cy="4572000"/>
-            <wp:docPr id="9" name="Picture 9"/>
-            <wp:cNvGraphicFramePr>
-              <a:graphicFrameLocks noChangeAspect="1"/>
-            </wp:cNvGraphicFramePr>
-            <a:graphic>
-              <a:graphicData uri="http://schemas.openxmlformats.org/drawingml/2006/picture">
-                <pic:pic>
-                  <pic:nvPicPr>
-                    <pic:cNvPr id="0" name="image.jpg"/>
-                    <pic:cNvPicPr/>
-                  </pic:nvPicPr>
-                  <pic:blipFill>
-                    <a:blip r:embed="rId29"/>
-                    <a:stretch>
-                      <a:fillRect/>
-                    </a:stretch>
-                  </pic:blipFill>
-                  <pic:spPr>
-                    <a:xfrm>
-                      <a:off x="0" y="0"/>
-                      <a:ext cx="6096000" cy="4572000"/>
-                    </a:xfrm>
-                    <a:prstGeom prst="rect"/>
-                  </pic:spPr>
-                </pic:pic>
-              </a:graphicData>
-            </a:graphic>
-          </wp:inline>
-        </w:drawing>
-      </w:r>
-    </w:p>
-    <w:p>
-      <w:pPr/>
-      <w:r>
-        <w:rPr>
-          <w:lang w:val="fr_FR" w:bidi="fr_FR"/>
-        </w:rPr>
-      </w:r>
-      <w:hyperlink r:id="rId30">
-        <w:r>
-          <w:rPr>
-            <w:lang w:val="fr_FR" w:bidi="fr_FR"/>
-          </w:rPr>
-          <w:rPr>
-            <w:color w:val="0000EE"/>
-            <w:u w:val="single"/>
-          </w:rPr>
-          <w:t>link</w:t>
-        </w:r>
-      </w:hyperlink>
-      <w:r>
-        <w:rPr>
-          <w:lang w:val="fr_FR" w:bidi="fr_FR"/>
-        </w:rPr>
-      </w:r>
-      <w:r>
-        <w:rPr>
-          <w:lang w:val="fr_FR" w:bidi="fr_FR"/>
-        </w:rPr>
-      </w:r>
-    </w:p>
-    <w:p>
-      <w:pPr/>
-      <w:r>
-        <w:rPr>
-          <w:lang w:val="fr_FR" w:bidi="fr_FR"/>
-        </w:rPr>
-      </w:r>
-    </w:p>
-    <w:p>
-      <w:pPr>
-        <w:pStyle w:val="Heading2"/>
-      </w:pPr>
-      <w:r>
-        <w:rPr>
-          <w:lang w:val="fr_FR" w:bidi="fr_FR"/>
-        </w:rPr>
-        <w:t>Pièces de cuivre</w:t>
-      </w:r>
-      <w:r>
-        <w:rPr>
-          <w:lang w:val="fr_FR" w:bidi="fr_FR"/>
-        </w:rPr>
-      </w:r>
-    </w:p>
-    <w:p>
-      <w:pPr>
-        <w:pStyle w:val="Heading4"/>
-      </w:pPr>
-      <w:r>
-        <w:rPr>
-          <w:lang w:val="fr_FR" w:bidi="fr_FR"/>
-        </w:rPr>
-        <w:t>Image Content</w:t>
-      </w:r>
-      <w:r>
-        <w:rPr>
-          <w:lang w:val="fr_FR" w:bidi="fr_FR"/>
-        </w:rPr>
-      </w:r>
-    </w:p>
-    <w:p>
-      <w:pPr/>
-      <w:r>
-        <w:rPr>
-          <w:lang w:val="fr_FR" w:bidi="fr_FR"/>
-        </w:rPr>
-      </w:r>
-    </w:p>
-    <w:p>
-      <w:r>
-        <w:drawing>
-          <wp:inline xmlns:a="http://schemas.openxmlformats.org/drawingml/2006/main" xmlns:pic="http://schemas.openxmlformats.org/drawingml/2006/picture">
-            <wp:extent cx="6096000" cy="8128000"/>
-            <wp:docPr id="10" name="Picture 10"/>
-            <wp:cNvGraphicFramePr>
-              <a:graphicFrameLocks noChangeAspect="1"/>
-            </wp:cNvGraphicFramePr>
-            <a:graphic>
-              <a:graphicData uri="http://schemas.openxmlformats.org/drawingml/2006/picture">
-                <pic:pic>
-                  <pic:nvPicPr>
-                    <pic:cNvPr id="0" name="image.jpg"/>
-                    <pic:cNvPicPr/>
-                  </pic:nvPicPr>
-                  <pic:blipFill>
-                    <a:blip r:embed="rId31"/>
-                    <a:stretch>
-                      <a:fillRect/>
-                    </a:stretch>
-                  </pic:blipFill>
-                  <pic:spPr>
-                    <a:xfrm>
-                      <a:off x="0" y="0"/>
-                      <a:ext cx="6096000" cy="8128000"/>
-                    </a:xfrm>
-                    <a:prstGeom prst="rect"/>
-                  </pic:spPr>
-                </pic:pic>
-              </a:graphicData>
-            </a:graphic>
-          </wp:inline>
-        </w:drawing>
-      </w:r>
-    </w:p>
-    <w:p>
-      <w:pPr/>
-      <w:r>
-        <w:rPr>
-          <w:lang w:val="fr_FR" w:bidi="fr_FR"/>
-        </w:rPr>
-      </w:r>
-      <w:hyperlink r:id="rId32">
-        <w:r>
-          <w:rPr>
-            <w:lang w:val="fr_FR" w:bidi="fr_FR"/>
-          </w:rPr>
-          <w:rPr>
-            <w:color w:val="0000EE"/>
-            <w:u w:val="single"/>
-          </w:rPr>
-          <w:t>link</w:t>
-        </w:r>
-      </w:hyperlink>
-      <w:r>
-        <w:rPr>
-          <w:lang w:val="fr_FR" w:bidi="fr_FR"/>
-        </w:rPr>
-      </w:r>
-      <w:r>
-        <w:rPr>
-          <w:lang w:val="fr_FR" w:bidi="fr_FR"/>
-        </w:rPr>
-      </w:r>
-    </w:p>
-    <w:p>
-      <w:pPr/>
-      <w:r>
-        <w:rPr>
-          <w:lang w:val="fr_FR" w:bidi="fr_FR"/>
-        </w:rPr>
-      </w:r>
-    </w:p>
-    <w:p>
-      <w:pPr>
-        <w:pStyle w:val="Heading2"/>
-      </w:pPr>
-      <w:r>
-        <w:rPr>
-          <w:lang w:val="fr_FR" w:bidi="fr_FR"/>
-        </w:rPr>
-        <w:t>Pièces de cuivre</w:t>
-      </w:r>
-      <w:r>
-        <w:rPr>
-          <w:lang w:val="fr_FR" w:bidi="fr_FR"/>
-        </w:rPr>
-      </w:r>
-    </w:p>
-    <w:p>
-      <w:pPr>
-        <w:pStyle w:val="Heading4"/>
-      </w:pPr>
-      <w:r>
-        <w:rPr>
-          <w:lang w:val="fr_FR" w:bidi="fr_FR"/>
-        </w:rPr>
-        <w:t>Image Content</w:t>
-      </w:r>
-      <w:r>
-        <w:rPr>
-          <w:lang w:val="fr_FR" w:bidi="fr_FR"/>
-        </w:rPr>
-      </w:r>
-    </w:p>
-    <w:p>
-      <w:pPr/>
-      <w:r>
-        <w:rPr>
-          <w:lang w:val="fr_FR" w:bidi="fr_FR"/>
-        </w:rPr>
-      </w:r>
-    </w:p>
-    <w:p>
-      <w:r>
-        <w:drawing>
-          <wp:inline xmlns:a="http://schemas.openxmlformats.org/drawingml/2006/main" xmlns:pic="http://schemas.openxmlformats.org/drawingml/2006/picture">
-            <wp:extent cx="6096000" cy="4572000"/>
-            <wp:docPr id="11" name="Picture 11"/>
-            <wp:cNvGraphicFramePr>
-              <a:graphicFrameLocks noChangeAspect="1"/>
-            </wp:cNvGraphicFramePr>
-            <a:graphic>
-              <a:graphicData uri="http://schemas.openxmlformats.org/drawingml/2006/picture">
-                <pic:pic>
-                  <pic:nvPicPr>
-                    <pic:cNvPr id="0" name="image.jpg"/>
-                    <pic:cNvPicPr/>
-                  </pic:nvPicPr>
-                  <pic:blipFill>
-                    <a:blip r:embed="rId33"/>
-                    <a:stretch>
-                      <a:fillRect/>
-                    </a:stretch>
-                  </pic:blipFill>
-                  <pic:spPr>
-                    <a:xfrm>
-                      <a:off x="0" y="0"/>
-                      <a:ext cx="6096000" cy="4572000"/>
-                    </a:xfrm>
-                    <a:prstGeom prst="rect"/>
-                  </pic:spPr>
-                </pic:pic>
-              </a:graphicData>
-            </a:graphic>
-          </wp:inline>
-        </w:drawing>
-      </w:r>
-    </w:p>
-    <w:p>
-      <w:pPr/>
-      <w:r>
-        <w:rPr>
-          <w:lang w:val="fr_FR" w:bidi="fr_FR"/>
-        </w:rPr>
-      </w:r>
-      <w:hyperlink r:id="rId34">
-        <w:r>
-          <w:rPr>
-            <w:lang w:val="fr_FR" w:bidi="fr_FR"/>
-          </w:rPr>
-          <w:rPr>
-            <w:color w:val="0000EE"/>
-            <w:u w:val="single"/>
-          </w:rPr>
-          <w:t>link</w:t>
-        </w:r>
-      </w:hyperlink>
-      <w:r>
-        <w:rPr>
-          <w:lang w:val="fr_FR" w:bidi="fr_FR"/>
-        </w:rPr>
-      </w:r>
-      <w:r>
-        <w:rPr>
-          <w:lang w:val="fr_FR" w:bidi="fr_FR"/>
-        </w:rPr>
-      </w:r>
-    </w:p>
-    <w:p>
-      <w:pPr/>
-      <w:r>
-        <w:rPr>
-          <w:lang w:val="fr_FR" w:bidi="fr_FR"/>
-        </w:rPr>
-      </w:r>
-    </w:p>
-    <w:p>
-      <w:pPr>
-        <w:pStyle w:val="Heading2"/>
-      </w:pPr>
-      <w:r>
-        <w:rPr>
-          <w:lang w:val="fr_FR" w:bidi="fr_FR"/>
-        </w:rPr>
-        <w:t>Pierre à moudre</w:t>
-      </w:r>
-      <w:r>
-        <w:rPr>
-          <w:lang w:val="fr_FR" w:bidi="fr_FR"/>
-        </w:rPr>
-      </w:r>
-    </w:p>
-    <w:p>
-      <w:pPr>
-        <w:pStyle w:val="Heading4"/>
-      </w:pPr>
-      <w:r>
-        <w:rPr>
-          <w:lang w:val="fr_FR" w:bidi="fr_FR"/>
-        </w:rPr>
-        <w:t>Image Content</w:t>
-      </w:r>
-      <w:r>
-        <w:rPr>
-          <w:lang w:val="fr_FR" w:bidi="fr_FR"/>
-        </w:rPr>
-      </w:r>
-    </w:p>
-    <w:p>
-      <w:pPr/>
-      <w:r>
-        <w:rPr>
-          <w:lang w:val="fr_FR" w:bidi="fr_FR"/>
-        </w:rPr>
-      </w:r>
-    </w:p>
-    <w:p>
-      <w:r>
-        <w:drawing>
-          <wp:inline xmlns:a="http://schemas.openxmlformats.org/drawingml/2006/main" xmlns:pic="http://schemas.openxmlformats.org/drawingml/2006/picture">
-            <wp:extent cx="6096000" cy="4572000"/>
-            <wp:docPr id="12" name="Picture 12"/>
-            <wp:cNvGraphicFramePr>
-              <a:graphicFrameLocks noChangeAspect="1"/>
-            </wp:cNvGraphicFramePr>
-            <a:graphic>
-              <a:graphicData uri="http://schemas.openxmlformats.org/drawingml/2006/picture">
-                <pic:pic>
-                  <pic:nvPicPr>
-                    <pic:cNvPr id="0" name="image.jpg"/>
-                    <pic:cNvPicPr/>
-                  </pic:nvPicPr>
-                  <pic:blipFill>
-                    <a:blip r:embed="rId35"/>
-                    <a:stretch>
-                      <a:fillRect/>
-                    </a:stretch>
-                  </pic:blipFill>
-                  <pic:spPr>
-                    <a:xfrm>
-                      <a:off x="0" y="0"/>
-                      <a:ext cx="6096000" cy="4572000"/>
-                    </a:xfrm>
-                    <a:prstGeom prst="rect"/>
-                  </pic:spPr>
-                </pic:pic>
-              </a:graphicData>
-            </a:graphic>
-          </wp:inline>
-        </w:drawing>
-      </w:r>
-    </w:p>
-    <w:p>
-      <w:pPr/>
-      <w:r>
-        <w:rPr>
-          <w:lang w:val="fr_FR" w:bidi="fr_FR"/>
-        </w:rPr>
-      </w:r>
-      <w:hyperlink r:id="rId36">
-        <w:r>
-          <w:rPr>
-            <w:lang w:val="fr_FR" w:bidi="fr_FR"/>
-          </w:rPr>
-          <w:rPr>
-            <w:color w:val="0000EE"/>
-            <w:u w:val="single"/>
-          </w:rPr>
-          <w:t>link</w:t>
-        </w:r>
-      </w:hyperlink>
-      <w:r>
-        <w:rPr>
-          <w:lang w:val="fr_FR" w:bidi="fr_FR"/>
-        </w:rPr>
-      </w:r>
-      <w:r>
-        <w:rPr>
-          <w:lang w:val="fr_FR" w:bidi="fr_FR"/>
-        </w:rPr>
-      </w:r>
-    </w:p>
-    <w:p>
-      <w:pPr/>
-      <w:r>
-        <w:rPr>
-          <w:lang w:val="fr_FR" w:bidi="fr_FR"/>
-        </w:rPr>
-      </w:r>
-    </w:p>
-    <w:p>
-      <w:pPr>
-        <w:pStyle w:val="Heading2"/>
-      </w:pPr>
-      <w:r>
-        <w:rPr>
-          <w:lang w:val="fr_FR" w:bidi="fr_FR"/>
-        </w:rPr>
-        <w:t>Pierre à moudre</w:t>
-      </w:r>
-      <w:r>
-        <w:rPr>
-          <w:lang w:val="fr_FR" w:bidi="fr_FR"/>
-        </w:rPr>
-      </w:r>
-    </w:p>
-    <w:p>
-      <w:pPr>
-        <w:pStyle w:val="Heading4"/>
-      </w:pPr>
-      <w:r>
-        <w:rPr>
-          <w:lang w:val="fr_FR" w:bidi="fr_FR"/>
-        </w:rPr>
-        <w:t>Image Content</w:t>
-      </w:r>
-      <w:r>
-        <w:rPr>
-          <w:lang w:val="fr_FR" w:bidi="fr_FR"/>
-        </w:rPr>
-      </w:r>
-    </w:p>
-    <w:p>
-      <w:pPr/>
-      <w:r>
-        <w:rPr>
-          <w:lang w:val="fr_FR" w:bidi="fr_FR"/>
-        </w:rPr>
-      </w:r>
-    </w:p>
-    <w:p>
-      <w:r>
-        <w:drawing>
-          <wp:inline xmlns:a="http://schemas.openxmlformats.org/drawingml/2006/main" xmlns:pic="http://schemas.openxmlformats.org/drawingml/2006/picture">
-            <wp:extent cx="6096000" cy="4572000"/>
-            <wp:docPr id="13" name="Picture 13"/>
-            <wp:cNvGraphicFramePr>
-              <a:graphicFrameLocks noChangeAspect="1"/>
-            </wp:cNvGraphicFramePr>
-            <a:graphic>
-              <a:graphicData uri="http://schemas.openxmlformats.org/drawingml/2006/picture">
-                <pic:pic>
-                  <pic:nvPicPr>
-                    <pic:cNvPr id="0" name="image.jpg"/>
-                    <pic:cNvPicPr/>
-                  </pic:nvPicPr>
-                  <pic:blipFill>
-                    <a:blip r:embed="rId37"/>
-                    <a:stretch>
-                      <a:fillRect/>
-                    </a:stretch>
-                  </pic:blipFill>
-                  <pic:spPr>
-                    <a:xfrm>
-                      <a:off x="0" y="0"/>
-                      <a:ext cx="6096000" cy="4572000"/>
-                    </a:xfrm>
-                    <a:prstGeom prst="rect"/>
-                  </pic:spPr>
-                </pic:pic>
-              </a:graphicData>
-            </a:graphic>
-          </wp:inline>
-        </w:drawing>
-      </w:r>
-    </w:p>
-    <w:p>
-      <w:pPr/>
-      <w:r>
-        <w:rPr>
-          <w:lang w:val="fr_FR" w:bidi="fr_FR"/>
-        </w:rPr>
-      </w:r>
-      <w:hyperlink r:id="rId38">
-        <w:r>
-          <w:rPr>
-            <w:lang w:val="fr_FR" w:bidi="fr_FR"/>
-          </w:rPr>
-          <w:rPr>
-            <w:color w:val="0000EE"/>
-            <w:u w:val="single"/>
-          </w:rPr>
-          <w:t>link</w:t>
-        </w:r>
-      </w:hyperlink>
-      <w:r>
-        <w:rPr>
-          <w:lang w:val="fr_FR" w:bidi="fr_FR"/>
-        </w:rPr>
-      </w:r>
-      <w:r>
-        <w:rPr>
-          <w:lang w:val="fr_FR" w:bidi="fr_FR"/>
-        </w:rPr>
-      </w:r>
-    </w:p>
-    <w:p>
-      <w:pPr/>
-      <w:r>
-        <w:rPr>
-          <w:lang w:val="fr_FR" w:bidi="fr_FR"/>
-        </w:rPr>
-      </w:r>
-    </w:p>
-    <w:p>
-      <w:pPr>
-        <w:pStyle w:val="Heading2"/>
-      </w:pPr>
-      <w:r>
-        <w:rPr>
-          <w:lang w:val="fr_FR" w:bidi="fr_FR"/>
-        </w:rPr>
-        <w:t>Pierre à moudre</w:t>
-      </w:r>
-      <w:r>
-        <w:rPr>
-          <w:lang w:val="fr_FR" w:bidi="fr_FR"/>
-        </w:rPr>
-      </w:r>
-    </w:p>
-    <w:p>
-      <w:pPr>
-        <w:pStyle w:val="Heading4"/>
-      </w:pPr>
-      <w:r>
-        <w:rPr>
-          <w:lang w:val="fr_FR" w:bidi="fr_FR"/>
-        </w:rPr>
-        <w:t>Image Content</w:t>
-      </w:r>
-      <w:r>
-        <w:rPr>
-          <w:lang w:val="fr_FR" w:bidi="fr_FR"/>
-        </w:rPr>
-      </w:r>
-    </w:p>
-    <w:p>
-      <w:pPr/>
-      <w:r>
-        <w:rPr>
-          <w:lang w:val="fr_FR" w:bidi="fr_FR"/>
-        </w:rPr>
-      </w:r>
-    </w:p>
-    <w:p>
-      <w:r>
-        <w:drawing>
-          <wp:inline xmlns:a="http://schemas.openxmlformats.org/drawingml/2006/main" xmlns:pic="http://schemas.openxmlformats.org/drawingml/2006/picture">
-            <wp:extent cx="6096000" cy="4572000"/>
-            <wp:docPr id="14" name="Picture 14"/>
-            <wp:cNvGraphicFramePr>
-              <a:graphicFrameLocks noChangeAspect="1"/>
-            </wp:cNvGraphicFramePr>
-            <a:graphic>
-              <a:graphicData uri="http://schemas.openxmlformats.org/drawingml/2006/picture">
-                <pic:pic>
-                  <pic:nvPicPr>
-                    <pic:cNvPr id="0" name="image.jpg"/>
-                    <pic:cNvPicPr/>
-                  </pic:nvPicPr>
-                  <pic:blipFill>
-                    <a:blip r:embed="rId39"/>
-                    <a:stretch>
-                      <a:fillRect/>
-                    </a:stretch>
-                  </pic:blipFill>
-                  <pic:spPr>
-                    <a:xfrm>
-                      <a:off x="0" y="0"/>
-                      <a:ext cx="6096000" cy="4572000"/>
-                    </a:xfrm>
-                    <a:prstGeom prst="rect"/>
-                  </pic:spPr>
-                </pic:pic>
-              </a:graphicData>
-            </a:graphic>
-          </wp:inline>
-        </w:drawing>
-      </w:r>
-    </w:p>
-    <w:p>
-      <w:pPr/>
-      <w:r>
-        <w:rPr>
-          <w:lang w:val="fr_FR" w:bidi="fr_FR"/>
-        </w:rPr>
-      </w:r>
-      <w:hyperlink r:id="rId40">
-        <w:r>
-          <w:rPr>
-            <w:lang w:val="fr_FR" w:bidi="fr_FR"/>
-          </w:rPr>
-          <w:rPr>
-            <w:color w:val="0000EE"/>
-            <w:u w:val="single"/>
-          </w:rPr>
-          <w:t>link</w:t>
-        </w:r>
-      </w:hyperlink>
-      <w:r>
-        <w:rPr>
-          <w:lang w:val="fr_FR" w:bidi="fr_FR"/>
-        </w:rPr>
-      </w:r>
-      <w:r>
-        <w:rPr>
-          <w:lang w:val="fr_FR" w:bidi="fr_FR"/>
-        </w:rPr>
-      </w:r>
-    </w:p>
-    <w:p>
-      <w:pPr/>
-      <w:r>
-        <w:rPr>
-          <w:lang w:val="fr_FR" w:bidi="fr_FR"/>
-        </w:rPr>
-      </w:r>
-    </w:p>
-    <w:p>
-      <w:pPr>
-        <w:pStyle w:val="Heading2"/>
-      </w:pPr>
-      <w:r>
-        <w:rPr>
-          <w:lang w:val="fr_FR" w:bidi="fr_FR"/>
-        </w:rPr>
-        <w:t>Pierre d'angle</w:t>
-      </w:r>
-      <w:r>
-        <w:rPr>
-          <w:lang w:val="fr_FR" w:bidi="fr_FR"/>
-        </w:rPr>
-      </w:r>
-    </w:p>
-    <w:p>
-      <w:pPr>
-        <w:pStyle w:val="Heading4"/>
-      </w:pPr>
-      <w:r>
-        <w:rPr>
-          <w:lang w:val="fr_FR" w:bidi="fr_FR"/>
-        </w:rPr>
-        <w:t>Image Content</w:t>
-      </w:r>
-      <w:r>
-        <w:rPr>
-          <w:lang w:val="fr_FR" w:bidi="fr_FR"/>
-        </w:rPr>
-      </w:r>
-    </w:p>
-    <w:p>
-      <w:pPr/>
-      <w:r>
-        <w:rPr>
-          <w:lang w:val="fr_FR" w:bidi="fr_FR"/>
-        </w:rPr>
-      </w:r>
-    </w:p>
-    <w:p>
-      <w:r>
-        <w:drawing>
-          <wp:inline xmlns:a="http://schemas.openxmlformats.org/drawingml/2006/main" xmlns:pic="http://schemas.openxmlformats.org/drawingml/2006/picture">
-            <wp:extent cx="6096000" cy="3432048"/>
-            <wp:docPr id="15" name="Picture 15"/>
-            <wp:cNvGraphicFramePr>
-              <a:graphicFrameLocks noChangeAspect="1"/>
-            </wp:cNvGraphicFramePr>
-            <a:graphic>
-              <a:graphicData uri="http://schemas.openxmlformats.org/drawingml/2006/picture">
-                <pic:pic>
-                  <pic:nvPicPr>
-                    <pic:cNvPr id="0" name="image.jpg"/>
-                    <pic:cNvPicPr/>
-                  </pic:nvPicPr>
-                  <pic:blipFill>
-                    <a:blip r:embed="rId41"/>
-                    <a:stretch>
-                      <a:fillRect/>
-                    </a:stretch>
-                  </pic:blipFill>
-                  <pic:spPr>
-                    <a:xfrm>
-                      <a:off x="0" y="0"/>
-                      <a:ext cx="6096000" cy="3432048"/>
-                    </a:xfrm>
-                    <a:prstGeom prst="rect"/>
-                  </pic:spPr>
-                </pic:pic>
-              </a:graphicData>
-            </a:graphic>
-          </wp:inline>
-        </w:drawing>
-      </w:r>
-    </w:p>
-    <w:p>
-      <w:pPr/>
-      <w:r>
-        <w:rPr>
-          <w:lang w:val="fr_FR" w:bidi="fr_FR"/>
-        </w:rPr>
-      </w:r>
-      <w:hyperlink r:id="rId42">
-        <w:r>
-          <w:rPr>
-            <w:lang w:val="fr_FR" w:bidi="fr_FR"/>
-          </w:rPr>
-          <w:rPr>
-            <w:color w:val="0000EE"/>
-            <w:u w:val="single"/>
-          </w:rPr>
-          <w:t>link</w:t>
-        </w:r>
-      </w:hyperlink>
-      <w:r>
-        <w:rPr>
-          <w:lang w:val="fr_FR" w:bidi="fr_FR"/>
-        </w:rPr>
-      </w:r>
-      <w:r>
-        <w:rPr>
-          <w:lang w:val="fr_FR" w:bidi="fr_FR"/>
-        </w:rPr>
-      </w:r>
-    </w:p>
-    <w:p>
-      <w:pPr/>
-      <w:r>
-        <w:rPr>
-          <w:lang w:val="fr_FR" w:bidi="fr_FR"/>
-        </w:rPr>
-      </w:r>
-    </w:p>
-    <w:p>
-      <w:pPr>
-        <w:pStyle w:val="Heading2"/>
-      </w:pPr>
-      <w:r>
-        <w:rPr>
-          <w:lang w:val="fr_FR" w:bidi="fr_FR"/>
-        </w:rPr>
-        <w:t>Pierre d'angle</w:t>
-      </w:r>
-      <w:r>
-        <w:rPr>
-          <w:lang w:val="fr_FR" w:bidi="fr_FR"/>
-        </w:rPr>
-      </w:r>
-    </w:p>
-    <w:p>
-      <w:pPr>
-        <w:pStyle w:val="Heading4"/>
-      </w:pPr>
-      <w:r>
-        <w:rPr>
-          <w:lang w:val="fr_FR" w:bidi="fr_FR"/>
-        </w:rPr>
-        <w:t>Image Content</w:t>
-      </w:r>
-      <w:r>
-        <w:rPr>
-          <w:lang w:val="fr_FR" w:bidi="fr_FR"/>
-        </w:rPr>
-      </w:r>
-    </w:p>
-    <w:p>
-      <w:pPr/>
-      <w:r>
-        <w:rPr>
-          <w:lang w:val="fr_FR" w:bidi="fr_FR"/>
-        </w:rPr>
-      </w:r>
-    </w:p>
-    <w:p>
-      <w:r>
-        <w:drawing>
-          <wp:inline xmlns:a="http://schemas.openxmlformats.org/drawingml/2006/main" xmlns:pic="http://schemas.openxmlformats.org/drawingml/2006/picture">
-            <wp:extent cx="6096000" cy="3432048"/>
-            <wp:docPr id="16" name="Picture 16"/>
-            <wp:cNvGraphicFramePr>
-              <a:graphicFrameLocks noChangeAspect="1"/>
-            </wp:cNvGraphicFramePr>
-            <a:graphic>
-              <a:graphicData uri="http://schemas.openxmlformats.org/drawingml/2006/picture">
-                <pic:pic>
-                  <pic:nvPicPr>
-                    <pic:cNvPr id="0" name="image.jpg"/>
-                    <pic:cNvPicPr/>
-                  </pic:nvPicPr>
-                  <pic:blipFill>
-                    <a:blip r:embed="rId43"/>
-                    <a:stretch>
-                      <a:fillRect/>
-                    </a:stretch>
-                  </pic:blipFill>
-                  <pic:spPr>
-                    <a:xfrm>
-                      <a:off x="0" y="0"/>
-                      <a:ext cx="6096000" cy="3432048"/>
-                    </a:xfrm>
-                    <a:prstGeom prst="rect"/>
-                  </pic:spPr>
-                </pic:pic>
-              </a:graphicData>
-            </a:graphic>
-          </wp:inline>
-        </w:drawing>
-      </w:r>
-    </w:p>
-    <w:p>
-      <w:pPr/>
-      <w:r>
-        <w:rPr>
-          <w:lang w:val="fr_FR" w:bidi="fr_FR"/>
-        </w:rPr>
-      </w:r>
-      <w:hyperlink r:id="rId44">
-        <w:r>
-          <w:rPr>
-            <w:lang w:val="fr_FR" w:bidi="fr_FR"/>
-          </w:rPr>
-          <w:rPr>
-            <w:color w:val="0000EE"/>
-            <w:u w:val="single"/>
-          </w:rPr>
-          <w:t>link</w:t>
-        </w:r>
-      </w:hyperlink>
-      <w:r>
-        <w:rPr>
-          <w:lang w:val="fr_FR" w:bidi="fr_FR"/>
-        </w:rPr>
-      </w:r>
-      <w:r>
-        <w:rPr>
-          <w:lang w:val="fr_FR" w:bidi="fr_FR"/>
-        </w:rPr>
-      </w:r>
-    </w:p>
-    <w:p>
-      <w:pPr/>
-      <w:r>
-        <w:rPr>
-          <w:lang w:val="fr_FR" w:bidi="fr_FR"/>
-        </w:rPr>
-      </w:r>
-    </w:p>
-    <w:p>
-      <w:pPr>
-        <w:pStyle w:val="Heading2"/>
-      </w:pPr>
-      <w:r>
-        <w:rPr>
-          <w:lang w:val="fr_FR" w:bidi="fr_FR"/>
-        </w:rPr>
-        <w:t>Pierre d'angle</w:t>
-      </w:r>
-      <w:r>
-        <w:rPr>
-          <w:lang w:val="fr_FR" w:bidi="fr_FR"/>
-        </w:rPr>
-      </w:r>
-    </w:p>
-    <w:p>
-      <w:pPr>
-        <w:pStyle w:val="Heading4"/>
-      </w:pPr>
-      <w:r>
-        <w:rPr>
-          <w:lang w:val="fr_FR" w:bidi="fr_FR"/>
-        </w:rPr>
-        <w:t>Image Content</w:t>
-      </w:r>
-      <w:r>
-        <w:rPr>
-          <w:lang w:val="fr_FR" w:bidi="fr_FR"/>
-        </w:rPr>
-      </w:r>
-    </w:p>
-    <w:p>
-      <w:pPr/>
-      <w:r>
-        <w:rPr>
-          <w:lang w:val="fr_FR" w:bidi="fr_FR"/>
-        </w:rPr>
-      </w:r>
-    </w:p>
-    <w:p>
-      <w:r>
-        <w:drawing>
-          <wp:inline xmlns:a="http://schemas.openxmlformats.org/drawingml/2006/main" xmlns:pic="http://schemas.openxmlformats.org/drawingml/2006/picture">
-            <wp:extent cx="6096000" cy="3432048"/>
-            <wp:docPr id="17" name="Picture 17"/>
-            <wp:cNvGraphicFramePr>
-              <a:graphicFrameLocks noChangeAspect="1"/>
-            </wp:cNvGraphicFramePr>
-            <a:graphic>
-              <a:graphicData uri="http://schemas.openxmlformats.org/drawingml/2006/picture">
-                <pic:pic>
-                  <pic:nvPicPr>
-                    <pic:cNvPr id="0" name="image.jpg"/>
-                    <pic:cNvPicPr/>
-                  </pic:nvPicPr>
-                  <pic:blipFill>
-                    <a:blip r:embed="rId45"/>
-                    <a:stretch>
-                      <a:fillRect/>
-                    </a:stretch>
-                  </pic:blipFill>
-                  <pic:spPr>
-                    <a:xfrm>
-                      <a:off x="0" y="0"/>
-                      <a:ext cx="6096000" cy="3432048"/>
-                    </a:xfrm>
-                    <a:prstGeom prst="rect"/>
-                  </pic:spPr>
-                </pic:pic>
-              </a:graphicData>
-            </a:graphic>
-          </wp:inline>
-        </w:drawing>
-      </w:r>
-    </w:p>
-    <w:p>
-      <w:pPr/>
-      <w:r>
-        <w:rPr>
-          <w:lang w:val="fr_FR" w:bidi="fr_FR"/>
-        </w:rPr>
-      </w:r>
-      <w:hyperlink r:id="rId46">
-        <w:r>
-          <w:rPr>
-            <w:lang w:val="fr_FR" w:bidi="fr_FR"/>
-          </w:rPr>
-          <w:rPr>
-            <w:color w:val="0000EE"/>
-            <w:u w:val="single"/>
-          </w:rPr>
-          <w:t>link</w:t>
-        </w:r>
-      </w:hyperlink>
-      <w:r>
-        <w:rPr>
-          <w:lang w:val="fr_FR" w:bidi="fr_FR"/>
-        </w:rPr>
-      </w:r>
-      <w:r>
-        <w:rPr>
-          <w:lang w:val="fr_FR" w:bidi="fr_FR"/>
-        </w:rPr>
-      </w:r>
-    </w:p>
-    <w:p>
-      <w:pPr/>
-      <w:r>
-        <w:rPr>
-          <w:lang w:val="fr_FR" w:bidi="fr_FR"/>
-        </w:rPr>
-      </w:r>
-    </w:p>
-    <w:p>
-      <w:pPr>
-        <w:pStyle w:val="Heading2"/>
-      </w:pPr>
-      <w:r>
-        <w:rPr>
-          <w:lang w:val="fr_FR" w:bidi="fr_FR"/>
-        </w:rPr>
-        <w:t>Pigeon</w:t>
-      </w:r>
-      <w:r>
-        <w:rPr>
-          <w:lang w:val="fr_FR" w:bidi="fr_FR"/>
-        </w:rPr>
-      </w:r>
-    </w:p>
-    <w:p>
-      <w:pPr>
-        <w:pStyle w:val="Heading4"/>
-      </w:pPr>
-      <w:r>
-        <w:rPr>
-          <w:lang w:val="fr_FR" w:bidi="fr_FR"/>
-        </w:rPr>
-        <w:t>Image Content</w:t>
-      </w:r>
-      <w:r>
-        <w:rPr>
-          <w:lang w:val="fr_FR" w:bidi="fr_FR"/>
-        </w:rPr>
-      </w:r>
-    </w:p>
-    <w:p>
-      <w:pPr/>
-      <w:r>
-        <w:rPr>
-          <w:lang w:val="fr_FR" w:bidi="fr_FR"/>
-        </w:rPr>
-      </w:r>
-    </w:p>
-    <w:p>
-      <w:r>
-        <w:drawing>
-          <wp:inline xmlns:a="http://schemas.openxmlformats.org/drawingml/2006/main" xmlns:pic="http://schemas.openxmlformats.org/drawingml/2006/picture">
-            <wp:extent cx="6096000" cy="3432048"/>
-            <wp:docPr id="18" name="Picture 18"/>
-            <wp:cNvGraphicFramePr>
-              <a:graphicFrameLocks noChangeAspect="1"/>
-            </wp:cNvGraphicFramePr>
-            <a:graphic>
-              <a:graphicData uri="http://schemas.openxmlformats.org/drawingml/2006/picture">
-                <pic:pic>
-                  <pic:nvPicPr>
-                    <pic:cNvPr id="0" name="image.jpg"/>
-                    <pic:cNvPicPr/>
-                  </pic:nvPicPr>
-                  <pic:blipFill>
-                    <a:blip r:embed="rId47"/>
-                    <a:stretch>
-                      <a:fillRect/>
-                    </a:stretch>
-                  </pic:blipFill>
-                  <pic:spPr>
-                    <a:xfrm>
-                      <a:off x="0" y="0"/>
-                      <a:ext cx="6096000" cy="3432048"/>
-                    </a:xfrm>
-                    <a:prstGeom prst="rect"/>
-                  </pic:spPr>
-                </pic:pic>
-              </a:graphicData>
-            </a:graphic>
-          </wp:inline>
-        </w:drawing>
-      </w:r>
-    </w:p>
-    <w:p>
-      <w:pPr/>
-      <w:r>
-        <w:rPr>
-          <w:lang w:val="fr_FR" w:bidi="fr_FR"/>
-        </w:rPr>
-      </w:r>
-      <w:hyperlink r:id="rId48">
-        <w:r>
-          <w:rPr>
-            <w:lang w:val="fr_FR" w:bidi="fr_FR"/>
-          </w:rPr>
-          <w:rPr>
-            <w:color w:val="0000EE"/>
-            <w:u w:val="single"/>
-          </w:rPr>
-          <w:t>link</w:t>
-        </w:r>
-      </w:hyperlink>
-      <w:r>
-        <w:rPr>
-          <w:lang w:val="fr_FR" w:bidi="fr_FR"/>
-        </w:rPr>
-      </w:r>
-      <w:r>
-        <w:rPr>
-          <w:lang w:val="fr_FR" w:bidi="fr_FR"/>
-        </w:rPr>
-      </w:r>
-    </w:p>
-    <w:p>
-      <w:pPr/>
-      <w:r>
-        <w:rPr>
-          <w:lang w:val="fr_FR" w:bidi="fr_FR"/>
-        </w:rPr>
-      </w:r>
-    </w:p>
-    <w:p>
-      <w:pPr>
-        <w:pStyle w:val="Heading2"/>
-      </w:pPr>
-      <w:r>
-        <w:rPr>
-          <w:lang w:val="fr_FR" w:bidi="fr_FR"/>
-        </w:rPr>
-        <w:t>Pigeon</w:t>
-      </w:r>
-      <w:r>
-        <w:rPr>
-          <w:lang w:val="fr_FR" w:bidi="fr_FR"/>
-        </w:rPr>
-      </w:r>
-    </w:p>
-    <w:p>
-      <w:pPr>
-        <w:pStyle w:val="Heading4"/>
-      </w:pPr>
-      <w:r>
-        <w:rPr>
-          <w:lang w:val="fr_FR" w:bidi="fr_FR"/>
-        </w:rPr>
-        <w:t>Image Content</w:t>
-      </w:r>
-      <w:r>
-        <w:rPr>
-          <w:lang w:val="fr_FR" w:bidi="fr_FR"/>
-        </w:rPr>
-      </w:r>
-    </w:p>
-    <w:p>
-      <w:pPr/>
-      <w:r>
-        <w:rPr>
-          <w:lang w:val="fr_FR" w:bidi="fr_FR"/>
-        </w:rPr>
-      </w:r>
-    </w:p>
-    <w:p>
-      <w:r>
-        <w:drawing>
-          <wp:inline xmlns:a="http://schemas.openxmlformats.org/drawingml/2006/main" xmlns:pic="http://schemas.openxmlformats.org/drawingml/2006/picture">
-            <wp:extent cx="6096000" cy="4066032"/>
-            <wp:docPr id="19" name="Picture 19"/>
-            <wp:cNvGraphicFramePr>
-              <a:graphicFrameLocks noChangeAspect="1"/>
-            </wp:cNvGraphicFramePr>
-            <a:graphic>
-              <a:graphicData uri="http://schemas.openxmlformats.org/drawingml/2006/picture">
-                <pic:pic>
-                  <pic:nvPicPr>
-                    <pic:cNvPr id="0" name="image.jpg"/>
-                    <pic:cNvPicPr/>
-                  </pic:nvPicPr>
-                  <pic:blipFill>
-                    <a:blip r:embed="rId49"/>
-                    <a:stretch>
-                      <a:fillRect/>
-                    </a:stretch>
-                  </pic:blipFill>
-                  <pic:spPr>
-                    <a:xfrm>
-                      <a:off x="0" y="0"/>
-                      <a:ext cx="6096000" cy="4066032"/>
-                    </a:xfrm>
-                    <a:prstGeom prst="rect"/>
-                  </pic:spPr>
-                </pic:pic>
-              </a:graphicData>
-            </a:graphic>
-          </wp:inline>
-        </w:drawing>
-      </w:r>
-    </w:p>
-    <w:p>
-      <w:pPr/>
-      <w:r>
-        <w:rPr>
-          <w:lang w:val="fr_FR" w:bidi="fr_FR"/>
-        </w:rPr>
-      </w:r>
-      <w:hyperlink r:id="rId50">
-        <w:r>
-          <w:rPr>
-            <w:lang w:val="fr_FR" w:bidi="fr_FR"/>
-          </w:rPr>
-          <w:rPr>
-            <w:color w:val="0000EE"/>
-            <w:u w:val="single"/>
-          </w:rPr>
-          <w:t>link</w:t>
-        </w:r>
-      </w:hyperlink>
-      <w:r>
-        <w:rPr>
-          <w:lang w:val="fr_FR" w:bidi="fr_FR"/>
-        </w:rPr>
-      </w:r>
-      <w:r>
-        <w:rPr>
-          <w:lang w:val="fr_FR" w:bidi="fr_FR"/>
-        </w:rPr>
-      </w:r>
-    </w:p>
-    <w:p>
-      <w:pPr/>
-      <w:r>
-        <w:rPr>
-          <w:lang w:val="fr_FR" w:bidi="fr_FR"/>
-        </w:rPr>
-      </w:r>
-    </w:p>
-    <w:p>
-      <w:pPr>
-        <w:pStyle w:val="Heading2"/>
-      </w:pPr>
-      <w:r>
-        <w:rPr>
-          <w:lang w:val="fr_FR" w:bidi="fr_FR"/>
-        </w:rPr>
-        <w:t>Plante de nard</w:t>
-      </w:r>
-      <w:r>
-        <w:rPr>
-          <w:lang w:val="fr_FR" w:bidi="fr_FR"/>
-        </w:rPr>
-      </w:r>
-    </w:p>
-    <w:p>
-      <w:pPr>
-        <w:pStyle w:val="Heading4"/>
-      </w:pPr>
-      <w:r>
-        <w:rPr>
-          <w:lang w:val="fr_FR" w:bidi="fr_FR"/>
-        </w:rPr>
-        <w:t>Image Content</w:t>
-      </w:r>
-      <w:r>
-        <w:rPr>
-          <w:lang w:val="fr_FR" w:bidi="fr_FR"/>
-        </w:rPr>
-      </w:r>
-    </w:p>
-    <w:p>
-      <w:pPr/>
-      <w:r>
-        <w:rPr>
-          <w:lang w:val="fr_FR" w:bidi="fr_FR"/>
-        </w:rPr>
-      </w:r>
-    </w:p>
-    <w:p>
-      <w:r>
-        <w:drawing>
-          <wp:inline xmlns:a="http://schemas.openxmlformats.org/drawingml/2006/main" xmlns:pic="http://schemas.openxmlformats.org/drawingml/2006/picture">
-            <wp:extent cx="6096000" cy="4066032"/>
-            <wp:docPr id="20" name="Picture 20"/>
-            <wp:cNvGraphicFramePr>
-              <a:graphicFrameLocks noChangeAspect="1"/>
-            </wp:cNvGraphicFramePr>
-            <a:graphic>
-              <a:graphicData uri="http://schemas.openxmlformats.org/drawingml/2006/picture">
-                <pic:pic>
-                  <pic:nvPicPr>
-                    <pic:cNvPr id="0" name="image.jpg"/>
-                    <pic:cNvPicPr/>
-                  </pic:nvPicPr>
-                  <pic:blipFill>
-                    <a:blip r:embed="rId51"/>
-                    <a:stretch>
-                      <a:fillRect/>
-                    </a:stretch>
-                  </pic:blipFill>
-                  <pic:spPr>
-                    <a:xfrm>
-                      <a:off x="0" y="0"/>
-                      <a:ext cx="6096000" cy="4066032"/>
-                    </a:xfrm>
-                    <a:prstGeom prst="rect"/>
-                  </pic:spPr>
-                </pic:pic>
-              </a:graphicData>
-            </a:graphic>
-          </wp:inline>
-        </w:drawing>
-      </w:r>
-    </w:p>
-    <w:p>
-      <w:pPr/>
-      <w:r>
-        <w:rPr>
-          <w:lang w:val="fr_FR" w:bidi="fr_FR"/>
-        </w:rPr>
-      </w:r>
-      <w:hyperlink r:id="rId52">
-        <w:r>
-          <w:rPr>
-            <w:lang w:val="fr_FR" w:bidi="fr_FR"/>
-          </w:rPr>
-          <w:rPr>
-            <w:color w:val="0000EE"/>
-            <w:u w:val="single"/>
-          </w:rPr>
-          <w:t>link</w:t>
-        </w:r>
-      </w:hyperlink>
-      <w:r>
-        <w:rPr>
-          <w:lang w:val="fr_FR" w:bidi="fr_FR"/>
-        </w:rPr>
-      </w:r>
-      <w:r>
-        <w:rPr>
-          <w:lang w:val="fr_FR" w:bidi="fr_FR"/>
-        </w:rPr>
-      </w:r>
-    </w:p>
-    <w:p>
-      <w:pPr/>
-      <w:r>
-        <w:rPr>
-          <w:lang w:val="fr_FR" w:bidi="fr_FR"/>
-        </w:rPr>
-      </w:r>
-    </w:p>
-    <w:p>
-      <w:pPr>
-        <w:pStyle w:val="Heading2"/>
-      </w:pPr>
-      <w:r>
-        <w:rPr>
-          <w:lang w:val="fr_FR" w:bidi="fr_FR"/>
-        </w:rPr>
-        <w:t>Plante de nard</w:t>
-      </w:r>
-      <w:r>
-        <w:rPr>
-          <w:lang w:val="fr_FR" w:bidi="fr_FR"/>
-        </w:rPr>
-      </w:r>
-    </w:p>
-    <w:p>
-      <w:pPr>
-        <w:pStyle w:val="Heading4"/>
-      </w:pPr>
-      <w:r>
-        <w:rPr>
-          <w:lang w:val="fr_FR" w:bidi="fr_FR"/>
-        </w:rPr>
-        <w:t>Image Content</w:t>
-      </w:r>
-      <w:r>
-        <w:rPr>
-          <w:lang w:val="fr_FR" w:bidi="fr_FR"/>
-        </w:rPr>
-      </w:r>
-    </w:p>
-    <w:p>
-      <w:pPr/>
-      <w:r>
-        <w:rPr>
-          <w:lang w:val="fr_FR" w:bidi="fr_FR"/>
-        </w:rPr>
-      </w:r>
-    </w:p>
-    <w:p>
-      <w:r>
-        <w:drawing>
-          <wp:inline xmlns:a="http://schemas.openxmlformats.org/drawingml/2006/main" xmlns:pic="http://schemas.openxmlformats.org/drawingml/2006/picture">
-            <wp:extent cx="6096000" cy="4066032"/>
-            <wp:docPr id="21" name="Picture 21"/>
-            <wp:cNvGraphicFramePr>
-              <a:graphicFrameLocks noChangeAspect="1"/>
-            </wp:cNvGraphicFramePr>
-            <a:graphic>
-              <a:graphicData uri="http://schemas.openxmlformats.org/drawingml/2006/picture">
-                <pic:pic>
-                  <pic:nvPicPr>
-                    <pic:cNvPr id="0" name="image.jpg"/>
-                    <pic:cNvPicPr/>
-                  </pic:nvPicPr>
-                  <pic:blipFill>
-                    <a:blip r:embed="rId53"/>
-                    <a:stretch>
-                      <a:fillRect/>
-                    </a:stretch>
-                  </pic:blipFill>
-                  <pic:spPr>
-                    <a:xfrm>
-                      <a:off x="0" y="0"/>
-                      <a:ext cx="6096000" cy="4066032"/>
-                    </a:xfrm>
-                    <a:prstGeom prst="rect"/>
-                  </pic:spPr>
-                </pic:pic>
-              </a:graphicData>
-            </a:graphic>
-          </wp:inline>
-        </w:drawing>
-      </w:r>
-    </w:p>
-    <w:p>
-      <w:pPr/>
-      <w:r>
-        <w:rPr>
-          <w:lang w:val="fr_FR" w:bidi="fr_FR"/>
-        </w:rPr>
-      </w:r>
-      <w:hyperlink r:id="rId54">
-        <w:r>
-          <w:rPr>
-            <w:lang w:val="fr_FR" w:bidi="fr_FR"/>
-          </w:rPr>
-          <w:rPr>
-            <w:color w:val="0000EE"/>
-            <w:u w:val="single"/>
-          </w:rPr>
-          <w:t>link</w:t>
-        </w:r>
-      </w:hyperlink>
-      <w:r>
-        <w:rPr>
-          <w:lang w:val="fr_FR" w:bidi="fr_FR"/>
-        </w:rPr>
-      </w:r>
-      <w:r>
-        <w:rPr>
-          <w:lang w:val="fr_FR" w:bidi="fr_FR"/>
-        </w:rPr>
-      </w:r>
-    </w:p>
-    <w:p>
-      <w:pPr/>
-      <w:r>
-        <w:rPr>
-          <w:lang w:val="fr_FR" w:bidi="fr_FR"/>
-        </w:rPr>
-      </w:r>
-    </w:p>
-    <w:p>
-      <w:pPr>
-        <w:pStyle w:val="Heading2"/>
-      </w:pPr>
-      <w:r>
-        <w:rPr>
-          <w:lang w:val="fr_FR" w:bidi="fr_FR"/>
-        </w:rPr>
-        <w:t>Plat</w:t>
-      </w:r>
-      <w:r>
-        <w:rPr>
-          <w:lang w:val="fr_FR" w:bidi="fr_FR"/>
-        </w:rPr>
-      </w:r>
-    </w:p>
-    <w:p>
-      <w:pPr>
-        <w:pStyle w:val="Heading4"/>
-      </w:pPr>
-      <w:r>
-        <w:rPr>
-          <w:lang w:val="fr_FR" w:bidi="fr_FR"/>
-        </w:rPr>
-        <w:t>Image Content</w:t>
-      </w:r>
-      <w:r>
-        <w:rPr>
-          <w:lang w:val="fr_FR" w:bidi="fr_FR"/>
-        </w:rPr>
-      </w:r>
-    </w:p>
-    <w:p>
-      <w:pPr/>
-      <w:r>
-        <w:rPr>
-          <w:lang w:val="fr_FR" w:bidi="fr_FR"/>
-        </w:rPr>
-      </w:r>
-    </w:p>
-    <w:p>
-      <w:r>
-        <w:drawing>
-          <wp:inline xmlns:a="http://schemas.openxmlformats.org/drawingml/2006/main" xmlns:pic="http://schemas.openxmlformats.org/drawingml/2006/picture">
-            <wp:extent cx="6096000" cy="4066032"/>
-            <wp:docPr id="22" name="Picture 22"/>
-            <wp:cNvGraphicFramePr>
-              <a:graphicFrameLocks noChangeAspect="1"/>
-            </wp:cNvGraphicFramePr>
-            <a:graphic>
-              <a:graphicData uri="http://schemas.openxmlformats.org/drawingml/2006/picture">
-                <pic:pic>
-                  <pic:nvPicPr>
-                    <pic:cNvPr id="0" name="image.jpg"/>
-                    <pic:cNvPicPr/>
-                  </pic:nvPicPr>
-                  <pic:blipFill>
-                    <a:blip r:embed="rId55"/>
-                    <a:stretch>
-                      <a:fillRect/>
-                    </a:stretch>
-                  </pic:blipFill>
-                  <pic:spPr>
-                    <a:xfrm>
-                      <a:off x="0" y="0"/>
-                      <a:ext cx="6096000" cy="4066032"/>
-                    </a:xfrm>
-                    <a:prstGeom prst="rect"/>
-                  </pic:spPr>
-                </pic:pic>
-              </a:graphicData>
-            </a:graphic>
-          </wp:inline>
-        </w:drawing>
-      </w:r>
-    </w:p>
-    <w:p>
-      <w:pPr/>
-      <w:r>
-        <w:rPr>
-          <w:lang w:val="fr_FR" w:bidi="fr_FR"/>
-        </w:rPr>
-      </w:r>
-      <w:hyperlink r:id="rId56">
-        <w:r>
-          <w:rPr>
-            <w:lang w:val="fr_FR" w:bidi="fr_FR"/>
-          </w:rPr>
-          <w:rPr>
-            <w:color w:val="0000EE"/>
-            <w:u w:val="single"/>
-          </w:rPr>
-          <w:t>link</w:t>
-        </w:r>
-      </w:hyperlink>
-      <w:r>
-        <w:rPr>
-          <w:lang w:val="fr_FR" w:bidi="fr_FR"/>
-        </w:rPr>
-      </w:r>
-      <w:r>
-        <w:rPr>
-          <w:lang w:val="fr_FR" w:bidi="fr_FR"/>
-        </w:rPr>
-      </w:r>
-    </w:p>
-    <w:p>
-      <w:pPr/>
-      <w:r>
-        <w:rPr>
-          <w:lang w:val="fr_FR" w:bidi="fr_FR"/>
-        </w:rPr>
-      </w:r>
-    </w:p>
-    <w:p>
-      <w:pPr>
-        <w:pStyle w:val="Heading2"/>
-      </w:pPr>
-      <w:r>
-        <w:rPr>
-          <w:lang w:val="fr_FR" w:bidi="fr_FR"/>
-        </w:rPr>
-        <w:t>Plat</w:t>
-      </w:r>
-      <w:r>
-        <w:rPr>
-          <w:lang w:val="fr_FR" w:bidi="fr_FR"/>
-        </w:rPr>
-      </w:r>
-    </w:p>
-    <w:p>
-      <w:pPr>
-        <w:pStyle w:val="Heading4"/>
-      </w:pPr>
-      <w:r>
-        <w:rPr>
-          <w:lang w:val="fr_FR" w:bidi="fr_FR"/>
-        </w:rPr>
-        <w:t>Image Content</w:t>
-      </w:r>
-      <w:r>
-        <w:rPr>
-          <w:lang w:val="fr_FR" w:bidi="fr_FR"/>
-        </w:rPr>
-      </w:r>
-    </w:p>
-    <w:p>
-      <w:pPr/>
-      <w:r>
-        <w:rPr>
-          <w:lang w:val="fr_FR" w:bidi="fr_FR"/>
-        </w:rPr>
-      </w:r>
-    </w:p>
-    <w:p>
-      <w:r>
-        <w:drawing>
-          <wp:inline xmlns:a="http://schemas.openxmlformats.org/drawingml/2006/main" xmlns:pic="http://schemas.openxmlformats.org/drawingml/2006/picture">
-            <wp:extent cx="6096000" cy="3432048"/>
-            <wp:docPr id="23" name="Picture 23"/>
-            <wp:cNvGraphicFramePr>
-              <a:graphicFrameLocks noChangeAspect="1"/>
-            </wp:cNvGraphicFramePr>
-            <a:graphic>
-              <a:graphicData uri="http://schemas.openxmlformats.org/drawingml/2006/picture">
-                <pic:pic>
-                  <pic:nvPicPr>
-                    <pic:cNvPr id="0" name="image.jpg"/>
-                    <pic:cNvPicPr/>
-                  </pic:nvPicPr>
-                  <pic:blipFill>
-                    <a:blip r:embed="rId57"/>
-                    <a:stretch>
-                      <a:fillRect/>
-                    </a:stretch>
-                  </pic:blipFill>
-                  <pic:spPr>
-                    <a:xfrm>
-                      <a:off x="0" y="0"/>
-                      <a:ext cx="6096000" cy="3432048"/>
-                    </a:xfrm>
-                    <a:prstGeom prst="rect"/>
-                  </pic:spPr>
-                </pic:pic>
-              </a:graphicData>
-            </a:graphic>
-          </wp:inline>
-        </w:drawing>
-      </w:r>
-    </w:p>
-    <w:p>
-      <w:pPr/>
-      <w:r>
-        <w:rPr>
-          <w:lang w:val="fr_FR" w:bidi="fr_FR"/>
-        </w:rPr>
-      </w:r>
-      <w:hyperlink r:id="rId58">
-        <w:r>
-          <w:rPr>
-            <w:lang w:val="fr_FR" w:bidi="fr_FR"/>
-          </w:rPr>
-          <w:rPr>
-            <w:color w:val="0000EE"/>
-            <w:u w:val="single"/>
-          </w:rPr>
-          <w:t>link</w:t>
-        </w:r>
-      </w:hyperlink>
-      <w:r>
-        <w:rPr>
-          <w:lang w:val="fr_FR" w:bidi="fr_FR"/>
-        </w:rPr>
-      </w:r>
-      <w:r>
-        <w:rPr>
-          <w:lang w:val="fr_FR" w:bidi="fr_FR"/>
-        </w:rPr>
-      </w:r>
-    </w:p>
-    <w:p>
-      <w:pPr/>
-      <w:r>
-        <w:rPr>
-          <w:lang w:val="fr_FR" w:bidi="fr_FR"/>
-        </w:rPr>
-      </w:r>
-    </w:p>
-    <w:p>
-      <w:pPr>
-        <w:pStyle w:val="Heading2"/>
-      </w:pPr>
-      <w:r>
-        <w:rPr>
-          <w:lang w:val="fr_FR" w:bidi="fr_FR"/>
-        </w:rPr>
-        <w:t>Poisson cuit</w:t>
-      </w:r>
-      <w:r>
-        <w:rPr>
-          <w:lang w:val="fr_FR" w:bidi="fr_FR"/>
-        </w:rPr>
-      </w:r>
-    </w:p>
-    <w:p>
-      <w:pPr>
-        <w:pStyle w:val="Heading4"/>
-      </w:pPr>
-      <w:r>
-        <w:rPr>
-          <w:lang w:val="fr_FR" w:bidi="fr_FR"/>
-        </w:rPr>
-        <w:t>Image Content</w:t>
-      </w:r>
-      <w:r>
-        <w:rPr>
-          <w:lang w:val="fr_FR" w:bidi="fr_FR"/>
-        </w:rPr>
-      </w:r>
-    </w:p>
-    <w:p>
-      <w:pPr/>
-      <w:r>
-        <w:rPr>
-          <w:lang w:val="fr_FR" w:bidi="fr_FR"/>
-        </w:rPr>
-      </w:r>
-    </w:p>
-    <w:p>
-      <w:r>
-        <w:drawing>
-          <wp:inline xmlns:a="http://schemas.openxmlformats.org/drawingml/2006/main" xmlns:pic="http://schemas.openxmlformats.org/drawingml/2006/picture">
-            <wp:extent cx="6096000" cy="4066032"/>
-            <wp:docPr id="24" name="Picture 24"/>
-            <wp:cNvGraphicFramePr>
-              <a:graphicFrameLocks noChangeAspect="1"/>
-            </wp:cNvGraphicFramePr>
-            <a:graphic>
-              <a:graphicData uri="http://schemas.openxmlformats.org/drawingml/2006/picture">
-                <pic:pic>
-                  <pic:nvPicPr>
-                    <pic:cNvPr id="0" name="image.jpg"/>
-                    <pic:cNvPicPr/>
-                  </pic:nvPicPr>
-                  <pic:blipFill>
-                    <a:blip r:embed="rId59"/>
-                    <a:stretch>
-                      <a:fillRect/>
-                    </a:stretch>
-                  </pic:blipFill>
-                  <pic:spPr>
-                    <a:xfrm>
-                      <a:off x="0" y="0"/>
-                      <a:ext cx="6096000" cy="4066032"/>
-                    </a:xfrm>
-                    <a:prstGeom prst="rect"/>
-                  </pic:spPr>
-                </pic:pic>
-              </a:graphicData>
-            </a:graphic>
-          </wp:inline>
-        </w:drawing>
-      </w:r>
-    </w:p>
-    <w:p>
-      <w:pPr/>
-      <w:r>
-        <w:rPr>
-          <w:lang w:val="fr_FR" w:bidi="fr_FR"/>
-        </w:rPr>
-      </w:r>
-      <w:hyperlink r:id="rId60">
-        <w:r>
-          <w:rPr>
-            <w:lang w:val="fr_FR" w:bidi="fr_FR"/>
-          </w:rPr>
-          <w:rPr>
-            <w:color w:val="0000EE"/>
-            <w:u w:val="single"/>
-          </w:rPr>
-          <w:t>link</w:t>
-        </w:r>
-      </w:hyperlink>
-      <w:r>
-        <w:rPr>
-          <w:lang w:val="fr_FR" w:bidi="fr_FR"/>
-        </w:rPr>
-      </w:r>
-      <w:r>
-        <w:rPr>
-          <w:lang w:val="fr_FR" w:bidi="fr_FR"/>
-        </w:rPr>
-      </w:r>
-    </w:p>
-    <w:p>
-      <w:pPr/>
-      <w:r>
-        <w:rPr>
-          <w:lang w:val="fr_FR" w:bidi="fr_FR"/>
-        </w:rPr>
-      </w:r>
-    </w:p>
-    <w:p>
-      <w:pPr>
-        <w:pStyle w:val="Heading2"/>
-      </w:pPr>
-      <w:r>
-        <w:rPr>
-          <w:lang w:val="fr_FR" w:bidi="fr_FR"/>
-        </w:rPr>
-        <w:t>Pot d'eau</w:t>
-      </w:r>
-      <w:r>
-        <w:rPr>
-          <w:lang w:val="fr_FR" w:bidi="fr_FR"/>
-        </w:rPr>
-      </w:r>
-    </w:p>
-    <w:p>
-      <w:pPr>
-        <w:pStyle w:val="Heading4"/>
-      </w:pPr>
-      <w:r>
-        <w:rPr>
-          <w:lang w:val="fr_FR" w:bidi="fr_FR"/>
-        </w:rPr>
-        <w:t>Image Content</w:t>
-      </w:r>
-      <w:r>
-        <w:rPr>
-          <w:lang w:val="fr_FR" w:bidi="fr_FR"/>
-        </w:rPr>
-      </w:r>
-    </w:p>
-    <w:p>
-      <w:pPr/>
-      <w:r>
-        <w:rPr>
-          <w:lang w:val="fr_FR" w:bidi="fr_FR"/>
-        </w:rPr>
-      </w:r>
-    </w:p>
-    <w:p>
-      <w:r>
-        <w:drawing>
-          <wp:inline xmlns:a="http://schemas.openxmlformats.org/drawingml/2006/main" xmlns:pic="http://schemas.openxmlformats.org/drawingml/2006/picture">
-            <wp:extent cx="6096000" cy="4590288"/>
-            <wp:docPr id="25" name="Picture 25"/>
-            <wp:cNvGraphicFramePr>
-              <a:graphicFrameLocks noChangeAspect="1"/>
-            </wp:cNvGraphicFramePr>
-            <a:graphic>
-              <a:graphicData uri="http://schemas.openxmlformats.org/drawingml/2006/picture">
-                <pic:pic>
-                  <pic:nvPicPr>
-                    <pic:cNvPr id="0" name="image.jpg"/>
-                    <pic:cNvPicPr/>
-                  </pic:nvPicPr>
-                  <pic:blipFill>
-                    <a:blip r:embed="rId61"/>
-                    <a:stretch>
-                      <a:fillRect/>
-                    </a:stretch>
-                  </pic:blipFill>
-                  <pic:spPr>
-                    <a:xfrm>
-                      <a:off x="0" y="0"/>
-                      <a:ext cx="6096000" cy="4590288"/>
-                    </a:xfrm>
-                    <a:prstGeom prst="rect"/>
-                  </pic:spPr>
-                </pic:pic>
-              </a:graphicData>
-            </a:graphic>
-          </wp:inline>
-        </w:drawing>
-      </w:r>
-    </w:p>
-    <w:p>
-      <w:pPr/>
-      <w:r>
-        <w:rPr>
-          <w:lang w:val="fr_FR" w:bidi="fr_FR"/>
-        </w:rPr>
-      </w:r>
-      <w:hyperlink r:id="rId62">
-        <w:r>
-          <w:rPr>
-            <w:lang w:val="fr_FR" w:bidi="fr_FR"/>
-          </w:rPr>
-          <w:rPr>
-            <w:color w:val="0000EE"/>
-            <w:u w:val="single"/>
-          </w:rPr>
-          <w:t>link</w:t>
-        </w:r>
-      </w:hyperlink>
-      <w:r>
-        <w:rPr>
-          <w:lang w:val="fr_FR" w:bidi="fr_FR"/>
-        </w:rPr>
-      </w:r>
-      <w:r>
-        <w:rPr>
-          <w:lang w:val="fr_FR" w:bidi="fr_FR"/>
-        </w:rPr>
-      </w:r>
-    </w:p>
-    <w:p>
-      <w:pPr/>
-      <w:r>
-        <w:rPr>
-          <w:lang w:val="fr_FR" w:bidi="fr_FR"/>
-        </w:rPr>
-      </w:r>
-    </w:p>
-    <w:p>
-      <w:pPr>
-        <w:pStyle w:val="Heading2"/>
-      </w:pPr>
-      <w:r>
-        <w:rPr>
-          <w:lang w:val="fr_FR" w:bidi="fr_FR"/>
-        </w:rPr>
-        <w:t>Pot en albâtre</w:t>
-      </w:r>
-      <w:r>
-        <w:rPr>
-          <w:lang w:val="fr_FR" w:bidi="fr_FR"/>
-        </w:rPr>
-      </w:r>
-    </w:p>
-    <w:p>
-      <w:pPr>
-        <w:pStyle w:val="Heading4"/>
-      </w:pPr>
-      <w:r>
-        <w:rPr>
-          <w:lang w:val="fr_FR" w:bidi="fr_FR"/>
-        </w:rPr>
-        <w:t>Image Content</w:t>
-      </w:r>
-      <w:r>
-        <w:rPr>
-          <w:lang w:val="fr_FR" w:bidi="fr_FR"/>
-        </w:rPr>
-      </w:r>
-    </w:p>
-    <w:p>
-      <w:pPr/>
-      <w:r>
-        <w:rPr>
-          <w:lang w:val="fr_FR" w:bidi="fr_FR"/>
-        </w:rPr>
-      </w:r>
-    </w:p>
-    <w:p>
-      <w:r>
-        <w:drawing>
-          <wp:inline xmlns:a="http://schemas.openxmlformats.org/drawingml/2006/main" xmlns:pic="http://schemas.openxmlformats.org/drawingml/2006/picture">
-            <wp:extent cx="6096000" cy="8128000"/>
-            <wp:docPr id="26" name="Picture 26"/>
-            <wp:cNvGraphicFramePr>
-              <a:graphicFrameLocks noChangeAspect="1"/>
-            </wp:cNvGraphicFramePr>
-            <a:graphic>
-              <a:graphicData uri="http://schemas.openxmlformats.org/drawingml/2006/picture">
-                <pic:pic>
-                  <pic:nvPicPr>
-                    <pic:cNvPr id="0" name="image.jpg"/>
-                    <pic:cNvPicPr/>
-                  </pic:nvPicPr>
-                  <pic:blipFill>
-                    <a:blip r:embed="rId63"/>
-                    <a:stretch>
-                      <a:fillRect/>
-                    </a:stretch>
-                  </pic:blipFill>
-                  <pic:spPr>
-                    <a:xfrm>
-                      <a:off x="0" y="0"/>
-                      <a:ext cx="6096000" cy="8128000"/>
-                    </a:xfrm>
-                    <a:prstGeom prst="rect"/>
-                  </pic:spPr>
-                </pic:pic>
-              </a:graphicData>
-            </a:graphic>
-          </wp:inline>
-        </w:drawing>
-      </w:r>
-    </w:p>
-    <w:p>
-      <w:pPr/>
-      <w:r>
-        <w:rPr>
-          <w:lang w:val="fr_FR" w:bidi="fr_FR"/>
-        </w:rPr>
-      </w:r>
-      <w:hyperlink r:id="rId64">
-        <w:r>
-          <w:rPr>
-            <w:lang w:val="fr_FR" w:bidi="fr_FR"/>
-          </w:rPr>
-          <w:rPr>
-            <w:color w:val="0000EE"/>
-            <w:u w:val="single"/>
-          </w:rPr>
-          <w:t>link</w:t>
-        </w:r>
-      </w:hyperlink>
-      <w:r>
-        <w:rPr>
-          <w:lang w:val="fr_FR" w:bidi="fr_FR"/>
-        </w:rPr>
-      </w:r>
-      <w:r>
-        <w:rPr>
-          <w:lang w:val="fr_FR" w:bidi="fr_FR"/>
-        </w:rPr>
-      </w:r>
-    </w:p>
-    <w:p>
-      <w:pPr/>
-      <w:r>
-        <w:rPr>
-          <w:lang w:val="fr_FR" w:bidi="fr_FR"/>
-        </w:rPr>
-      </w:r>
-    </w:p>
-    <w:p>
-      <w:pPr>
-        <w:pStyle w:val="Heading2"/>
-      </w:pPr>
-      <w:r>
-        <w:rPr>
-          <w:lang w:val="fr_FR" w:bidi="fr_FR"/>
-        </w:rPr>
-        <w:t>Pot en albâtre</w:t>
-      </w:r>
-      <w:r>
-        <w:rPr>
-          <w:lang w:val="fr_FR" w:bidi="fr_FR"/>
-        </w:rPr>
-      </w:r>
-    </w:p>
-    <w:p>
-      <w:pPr>
-        <w:pStyle w:val="Heading4"/>
-      </w:pPr>
-      <w:r>
-        <w:rPr>
-          <w:lang w:val="fr_FR" w:bidi="fr_FR"/>
-        </w:rPr>
-        <w:t>Image Content</w:t>
-      </w:r>
-      <w:r>
-        <w:rPr>
-          <w:lang w:val="fr_FR" w:bidi="fr_FR"/>
-        </w:rPr>
-      </w:r>
-    </w:p>
-    <w:p>
-      <w:pPr/>
-      <w:r>
-        <w:rPr>
-          <w:lang w:val="fr_FR" w:bidi="fr_FR"/>
-        </w:rPr>
-      </w:r>
-    </w:p>
-    <w:p>
-      <w:r>
-        <w:drawing>
-          <wp:inline xmlns:a="http://schemas.openxmlformats.org/drawingml/2006/main" xmlns:pic="http://schemas.openxmlformats.org/drawingml/2006/picture">
-            <wp:extent cx="6096000" cy="8128000"/>
-            <wp:docPr id="27" name="Picture 27"/>
-            <wp:cNvGraphicFramePr>
-              <a:graphicFrameLocks noChangeAspect="1"/>
-            </wp:cNvGraphicFramePr>
-            <a:graphic>
-              <a:graphicData uri="http://schemas.openxmlformats.org/drawingml/2006/picture">
-                <pic:pic>
-                  <pic:nvPicPr>
-                    <pic:cNvPr id="0" name="image.jpg"/>
-                    <pic:cNvPicPr/>
-                  </pic:nvPicPr>
-                  <pic:blipFill>
-                    <a:blip r:embed="rId65"/>
-                    <a:stretch>
-                      <a:fillRect/>
-                    </a:stretch>
-                  </pic:blipFill>
-                  <pic:spPr>
-                    <a:xfrm>
-                      <a:off x="0" y="0"/>
-                      <a:ext cx="6096000" cy="8128000"/>
-                    </a:xfrm>
-                    <a:prstGeom prst="rect"/>
-                  </pic:spPr>
-                </pic:pic>
-              </a:graphicData>
-            </a:graphic>
-          </wp:inline>
-        </w:drawing>
-      </w:r>
-    </w:p>
-    <w:p>
-      <w:pPr/>
-      <w:r>
-        <w:rPr>
-          <w:lang w:val="fr_FR" w:bidi="fr_FR"/>
-        </w:rPr>
-      </w:r>
-      <w:hyperlink r:id="rId66">
-        <w:r>
-          <w:rPr>
-            <w:lang w:val="fr_FR" w:bidi="fr_FR"/>
-          </w:rPr>
-          <w:rPr>
-            <w:color w:val="0000EE"/>
-            <w:u w:val="single"/>
-          </w:rPr>
-          <w:t>link</w:t>
-        </w:r>
-      </w:hyperlink>
-      <w:r>
-        <w:rPr>
-          <w:lang w:val="fr_FR" w:bidi="fr_FR"/>
-        </w:rPr>
-      </w:r>
-      <w:r>
-        <w:rPr>
-          <w:lang w:val="fr_FR" w:bidi="fr_FR"/>
-        </w:rPr>
-      </w:r>
-    </w:p>
-    <w:p>
-      <w:pPr/>
-      <w:r>
-        <w:rPr>
-          <w:lang w:val="fr_FR" w:bidi="fr_FR"/>
-        </w:rPr>
-      </w:r>
-    </w:p>
-    <w:p>
-      <w:pPr>
-        <w:pStyle w:val="Heading2"/>
-      </w:pPr>
-      <w:r>
-        <w:rPr>
-          <w:lang w:val="fr_FR" w:bidi="fr_FR"/>
-        </w:rPr>
-        <w:t>Pot en albâtre</w:t>
-      </w:r>
-      <w:r>
-        <w:rPr>
-          <w:lang w:val="fr_FR" w:bidi="fr_FR"/>
-        </w:rPr>
-      </w:r>
-    </w:p>
-    <w:p>
-      <w:pPr>
-        <w:pStyle w:val="Heading4"/>
-      </w:pPr>
-      <w:r>
-        <w:rPr>
-          <w:lang w:val="fr_FR" w:bidi="fr_FR"/>
-        </w:rPr>
-        <w:t>Image Content</w:t>
-      </w:r>
-      <w:r>
-        <w:rPr>
-          <w:lang w:val="fr_FR" w:bidi="fr_FR"/>
-        </w:rPr>
-      </w:r>
-    </w:p>
-    <w:p>
-      <w:pPr/>
-      <w:r>
-        <w:rPr>
-          <w:lang w:val="fr_FR" w:bidi="fr_FR"/>
-        </w:rPr>
-      </w:r>
-    </w:p>
-    <w:p>
-      <w:r>
-        <w:drawing>
-          <wp:inline xmlns:a="http://schemas.openxmlformats.org/drawingml/2006/main" xmlns:pic="http://schemas.openxmlformats.org/drawingml/2006/picture">
-            <wp:extent cx="6096000" cy="4066032"/>
-            <wp:docPr id="28" name="Picture 28"/>
-            <wp:cNvGraphicFramePr>
-              <a:graphicFrameLocks noChangeAspect="1"/>
-            </wp:cNvGraphicFramePr>
-            <a:graphic>
-              <a:graphicData uri="http://schemas.openxmlformats.org/drawingml/2006/picture">
-                <pic:pic>
-                  <pic:nvPicPr>
-                    <pic:cNvPr id="0" name="image.jpg"/>
-                    <pic:cNvPicPr/>
-                  </pic:nvPicPr>
-                  <pic:blipFill>
-                    <a:blip r:embed="rId67"/>
-                    <a:stretch>
-                      <a:fillRect/>
-                    </a:stretch>
-                  </pic:blipFill>
-                  <pic:spPr>
-                    <a:xfrm>
-                      <a:off x="0" y="0"/>
-                      <a:ext cx="6096000" cy="4066032"/>
-                    </a:xfrm>
-                    <a:prstGeom prst="rect"/>
-                  </pic:spPr>
-                </pic:pic>
-              </a:graphicData>
-            </a:graphic>
-          </wp:inline>
-        </w:drawing>
-      </w:r>
-    </w:p>
-    <w:p>
-      <w:pPr/>
-      <w:r>
-        <w:rPr>
-          <w:lang w:val="fr_FR" w:bidi="fr_FR"/>
-        </w:rPr>
-      </w:r>
-      <w:hyperlink r:id="rId68">
-        <w:r>
-          <w:rPr>
-            <w:lang w:val="fr_FR" w:bidi="fr_FR"/>
-          </w:rPr>
-          <w:rPr>
-            <w:color w:val="0000EE"/>
-            <w:u w:val="single"/>
-          </w:rPr>
-          <w:t>link</w:t>
-        </w:r>
-      </w:hyperlink>
-      <w:r>
-        <w:rPr>
-          <w:lang w:val="fr_FR" w:bidi="fr_FR"/>
-        </w:rPr>
-      </w:r>
-      <w:r>
-        <w:rPr>
-          <w:lang w:val="fr_FR" w:bidi="fr_FR"/>
-        </w:rPr>
-      </w:r>
-    </w:p>
-    <w:p>
-      <w:pPr/>
-      <w:r>
-        <w:rPr>
-          <w:lang w:val="fr_FR" w:bidi="fr_FR"/>
-        </w:rPr>
-      </w:r>
-    </w:p>
-    <w:p>
-      <w:pPr>
-        <w:pStyle w:val="Heading2"/>
-      </w:pPr>
-      <w:r>
-        <w:rPr>
-          <w:lang w:val="fr_FR" w:bidi="fr_FR"/>
-        </w:rPr>
-        <w:t>Pot en albâtre</w:t>
-      </w:r>
-      <w:r>
-        <w:rPr>
-          <w:lang w:val="fr_FR" w:bidi="fr_FR"/>
-        </w:rPr>
-      </w:r>
-    </w:p>
-    <w:p>
-      <w:pPr>
-        <w:pStyle w:val="Heading4"/>
-      </w:pPr>
-      <w:r>
-        <w:rPr>
-          <w:lang w:val="fr_FR" w:bidi="fr_FR"/>
-        </w:rPr>
-        <w:t>Image Content</w:t>
-      </w:r>
-      <w:r>
-        <w:rPr>
-          <w:lang w:val="fr_FR" w:bidi="fr_FR"/>
-        </w:rPr>
-      </w:r>
-    </w:p>
-    <w:p>
-      <w:pPr/>
-      <w:r>
-        <w:rPr>
-          <w:lang w:val="fr_FR" w:bidi="fr_FR"/>
-        </w:rPr>
-      </w:r>
-    </w:p>
-    <w:p>
-      <w:r>
-        <w:drawing>
-          <wp:inline xmlns:a="http://schemas.openxmlformats.org/drawingml/2006/main" xmlns:pic="http://schemas.openxmlformats.org/drawingml/2006/picture">
-            <wp:extent cx="6096000" cy="4523232"/>
-            <wp:docPr id="29" name="Picture 29"/>
-            <wp:cNvGraphicFramePr>
-              <a:graphicFrameLocks noChangeAspect="1"/>
-            </wp:cNvGraphicFramePr>
-            <a:graphic>
-              <a:graphicData uri="http://schemas.openxmlformats.org/drawingml/2006/picture">
-                <pic:pic>
-                  <pic:nvPicPr>
-                    <pic:cNvPr id="0" name="image.jpg"/>
-                    <pic:cNvPicPr/>
-                  </pic:nvPicPr>
-                  <pic:blipFill>
-                    <a:blip r:embed="rId69"/>
-                    <a:stretch>
-                      <a:fillRect/>
-                    </a:stretch>
-                  </pic:blipFill>
-                  <pic:spPr>
-                    <a:xfrm>
-                      <a:off x="0" y="0"/>
-                      <a:ext cx="6096000" cy="4523232"/>
-                    </a:xfrm>
-                    <a:prstGeom prst="rect"/>
-                  </pic:spPr>
-                </pic:pic>
-              </a:graphicData>
-            </a:graphic>
-          </wp:inline>
-        </w:drawing>
-      </w:r>
-    </w:p>
-    <w:p>
-      <w:pPr/>
-      <w:r>
-        <w:rPr>
-          <w:lang w:val="fr_FR" w:bidi="fr_FR"/>
-        </w:rPr>
-      </w:r>
-      <w:hyperlink r:id="rId70">
-        <w:r>
-          <w:rPr>
-            <w:lang w:val="fr_FR" w:bidi="fr_FR"/>
-          </w:rPr>
-          <w:rPr>
-            <w:color w:val="0000EE"/>
-            <w:u w:val="single"/>
-          </w:rPr>
-          <w:t>link</w:t>
-        </w:r>
-      </w:hyperlink>
-      <w:r>
-        <w:rPr>
-          <w:lang w:val="fr_FR" w:bidi="fr_FR"/>
-        </w:rPr>
-      </w:r>
-      <w:r>
-        <w:rPr>
-          <w:lang w:val="fr_FR" w:bidi="fr_FR"/>
-        </w:rPr>
-      </w:r>
-    </w:p>
-    <w:p>
-      <w:pPr/>
-      <w:r>
-        <w:rPr>
-          <w:lang w:val="fr_FR" w:bidi="fr_FR"/>
-        </w:rPr>
-      </w:r>
-    </w:p>
-    <w:p>
-      <w:pPr>
-        <w:pStyle w:val="Heading2"/>
-      </w:pPr>
-      <w:r>
-        <w:rPr>
-          <w:lang w:val="fr_FR" w:bidi="fr_FR"/>
-        </w:rPr>
-        <w:t>Pressoir à vin</w:t>
-      </w:r>
-      <w:r>
-        <w:rPr>
-          <w:lang w:val="fr_FR" w:bidi="fr_FR"/>
-        </w:rPr>
-      </w:r>
-    </w:p>
-    <w:p>
-      <w:pPr>
-        <w:pStyle w:val="Heading4"/>
-      </w:pPr>
-      <w:r>
-        <w:rPr>
-          <w:lang w:val="fr_FR" w:bidi="fr_FR"/>
-        </w:rPr>
-        <w:t>Image Content</w:t>
-      </w:r>
-      <w:r>
-        <w:rPr>
-          <w:lang w:val="fr_FR" w:bidi="fr_FR"/>
-        </w:rPr>
-      </w:r>
-    </w:p>
-    <w:p>
-      <w:pPr/>
-      <w:r>
-        <w:rPr>
-          <w:lang w:val="fr_FR" w:bidi="fr_FR"/>
-        </w:rPr>
-      </w:r>
-    </w:p>
-    <w:p>
-      <w:r>
-        <w:drawing>
-          <wp:inline xmlns:a="http://schemas.openxmlformats.org/drawingml/2006/main" xmlns:pic="http://schemas.openxmlformats.org/drawingml/2006/picture">
-            <wp:extent cx="6096000" cy="3413760"/>
-            <wp:docPr id="30" name="Picture 30"/>
-            <wp:cNvGraphicFramePr>
-              <a:graphicFrameLocks noChangeAspect="1"/>
-            </wp:cNvGraphicFramePr>
-            <a:graphic>
-              <a:graphicData uri="http://schemas.openxmlformats.org/drawingml/2006/picture">
-                <pic:pic>
-                  <pic:nvPicPr>
-                    <pic:cNvPr id="0" name="image.jpg"/>
-                    <pic:cNvPicPr/>
-                  </pic:nvPicPr>
-                  <pic:blipFill>
-                    <a:blip r:embed="rId71"/>
-                    <a:stretch>
-                      <a:fillRect/>
-                    </a:stretch>
-                  </pic:blipFill>
-                  <pic:spPr>
-                    <a:xfrm>
-                      <a:off x="0" y="0"/>
-                      <a:ext cx="6096000" cy="3413760"/>
-                    </a:xfrm>
-                    <a:prstGeom prst="rect"/>
-                  </pic:spPr>
-                </pic:pic>
-              </a:graphicData>
-            </a:graphic>
-          </wp:inline>
-        </w:drawing>
-      </w:r>
-    </w:p>
-    <w:p>
-      <w:pPr/>
-      <w:r>
-        <w:rPr>
-          <w:lang w:val="fr_FR" w:bidi="fr_FR"/>
-        </w:rPr>
-      </w:r>
-      <w:hyperlink r:id="rId72">
         <w:r>
           <w:rPr>
             <w:lang w:val="fr_FR" w:bidi="fr_FR"/>
